--- a/exports/karneler/386_KUZEY_CAN_Karne.docx
+++ b/exports/karneler/386_KUZEY_CAN_Karne.docx
@@ -27,7 +27,7 @@
           <w:color w:val="646464"/>
           <w:sz w:val="17"/>
         </w:rPr>
-        <w:t>Deneme Sınavı: 2026-2027  PARAF LGS 1 | Kurumsal Başarı ve Takip Sistemi</w:t>
+        <w:t>Deneme Sınavı: PARAF LGS 1 | Kurumsal Başarı ve Takip Sistemi</w:t>
       </w:r>
     </w:p>
     <w:tbl>
@@ -1732,6 +1732,32 @@
               <w:t>Fen Bilimleri netin: 16.00 (17 Doğru, 3 Yanlış, 0 Boş). Kavramsal kavrayışın ve deney yorumlama becerin çok yüksek. Tek hata yaptığın 'Mevsimlerin Oluşumu'ndaki (%86) eksen eğikliği ve Güneş ışınlarının geliş açısı grafiklerini pekiştirerek 20'de 20 full hedefini yakalayabilirsin.</w:t>
             </w:r>
           </w:p>
+          <w:p>
+            <w:pPr>
+              <w:spacing w:after="20"/>
+            </w:pPr>
+            <w:r>
+              <w:rPr>
+                <w:b/>
+                <w:color w:val="C0392B"/>
+                <w:sz w:val="15"/>
+              </w:rPr>
+              <w:t xml:space="preserve">📺 Önerilen YouTube Desteği (İleri Düzey (Şampiyon)): </w:t>
+            </w:r>
+            <w:r>
+              <w:rPr>
+                <w:b/>
+                <w:sz w:val="15"/>
+              </w:rPr>
+              <w:t xml:space="preserve">Kanal: Hız Yayınları / dnz hoca | </w:t>
+            </w:r>
+            <w:r>
+              <w:rPr>
+                <w:sz w:val="15"/>
+              </w:rPr>
+              <w:t>Odak: İleri Seviye Grafik &amp; Deney Yorumlama. Taktik: Karmaşık grafik ve çok adımlı deney sorularında hızlı yorumlama tekniklerini not al.</w:t>
+            </w:r>
+          </w:p>
         </w:tc>
       </w:tr>
     </w:tbl>
@@ -1876,7 +1902,33 @@
               <w:rPr>
                 <w:sz w:val="15"/>
               </w:rPr>
-              <w:t>Matematik netin: 1.33 (3 Doğru, 5 Yanlış, 12 Boş). Matematik dersi LGS başarında en kritik sıçrama alanındır (1.33 Net, 5 Yanlış). Stratejik Kural: Bilmediğin soruyu boş bırakmak 0.33 net kazandırır; rastgele tahmin yapmayı derhal bırak! Öncelikle [EBOB-EKOK Problemleri, Aralarında Asal Sayılar] konularındaki temel kazanım kavrama testlerini çöz. Haftalık 40 temel-orta düzey soru kotası koy ve yanlış defteri tut.</w:t>
+              <w:t xml:space="preserve">Matematik netin: 1.33 (3 Doğru, 5 Yanlış, 12 Boş). Matematik dersi LGS başarında en kritik sıçrama alanındır (1.33 Net, 5 Yanlış). Stratejik Kural: Bilmediğin soruyu boş bırakmak 0.33 net kazandırır; rastgele tahmin yapmayı derhal bırak! Öncelikle [EBOB-EKOK Problemleri, Aralarında Asal Sayılar] konularındaki temel kazanım kavrama testlerini çöz. </w:t>
+            </w:r>
+          </w:p>
+          <w:p>
+            <w:pPr>
+              <w:spacing w:after="20"/>
+            </w:pPr>
+            <w:r>
+              <w:rPr>
+                <w:b/>
+                <w:color w:val="C0392B"/>
+                <w:sz w:val="15"/>
+              </w:rPr>
+              <w:t xml:space="preserve">📺 Önerilen YouTube Desteği (Temel Seviye): </w:t>
+            </w:r>
+            <w:r>
+              <w:rPr>
+                <w:b/>
+                <w:sz w:val="15"/>
+              </w:rPr>
+              <w:t xml:space="preserve">Kanal: Partikül Matematik | </w:t>
+            </w:r>
+            <w:r>
+              <w:rPr>
+                <w:sz w:val="15"/>
+              </w:rPr>
+              <w:t>Odak: Temel Kavramlar &amp; Adım Adım Konu Anlatımı. Taktik: Videoyu durdurarak hocayla birlikte işlem yap; temel soru tiplerini not alıp kavrama testlerine geç.</w:t>
             </w:r>
           </w:p>
         </w:tc>
@@ -2026,6 +2078,32 @@
               <w:t>Türkçe branş netin: 8.33 (11 Doğru, 8 Yanlış, 1 Boş). Türkçe branşında 8 yanlış ciddi bir net kaybına yol açmış (8.33 Net). Acilen sıfır çektiğin [FİİLİMSİLER, Soru-Cevap, Büyük Harflerin Kullanıldığı Yerler] konularını konu fasikülünden çalış. Paragrafı kendi yorumunla değil metindeki kanıtla çöz; günde 20 paragraf + 10 dil bilgisi çöz.</w:t>
             </w:r>
           </w:p>
+          <w:p>
+            <w:pPr>
+              <w:spacing w:after="20"/>
+            </w:pPr>
+            <w:r>
+              <w:rPr>
+                <w:b/>
+                <w:color w:val="C0392B"/>
+                <w:sz w:val="15"/>
+              </w:rPr>
+              <w:t xml:space="preserve">📺 Önerilen YouTube Desteği (Orta Seviye): </w:t>
+            </w:r>
+            <w:r>
+              <w:rPr>
+                <w:b/>
+                <w:sz w:val="15"/>
+              </w:rPr>
+              <w:t xml:space="preserve">Kanal: Hız Yayınları - Ebubekir Hoca | </w:t>
+            </w:r>
+            <w:r>
+              <w:rPr>
+                <w:sz w:val="15"/>
+              </w:rPr>
+              <w:t>Odak: Paragraf Taktikleri &amp; Çeldirici Eleme. Taktik: Paragraf sorularında hocanın anahtar kelimeleri ve metin kanıtlarını nasıl çizdiğine dikkat et.</w:t>
+            </w:r>
+          </w:p>
         </w:tc>
       </w:tr>
     </w:tbl>
@@ -2133,6 +2211,32 @@
                 <w:sz w:val="15"/>
               </w:rPr>
               <w:t>İnkılap Tarihi netin: 10.00 (10 Doğru, 0 Yanlış, 0 Boş). Tarihsel kronoloji ve neden-sonuç analiz kabiliyetin çok güçlü. 4 kazanımın tamamında %100 tam başarı sağladın. Haftalık 15 soruyla aralıklı tekrar yap.</w:t>
+            </w:r>
+          </w:p>
+          <w:p>
+            <w:pPr>
+              <w:spacing w:after="20"/>
+            </w:pPr>
+            <w:r>
+              <w:rPr>
+                <w:b/>
+                <w:color w:val="C0392B"/>
+                <w:sz w:val="15"/>
+              </w:rPr>
+              <w:t xml:space="preserve">📺 Önerilen YouTube Desteği (İleri Düzey (Şampiyon)): </w:t>
+            </w:r>
+            <w:r>
+              <w:rPr>
+                <w:b/>
+                <w:sz w:val="15"/>
+              </w:rPr>
+              <w:t xml:space="preserve">Kanal: Buğra Hoca Sosyal Bilgiler Dersliği | </w:t>
+            </w:r>
+            <w:r>
+              <w:rPr>
+                <w:sz w:val="15"/>
+              </w:rPr>
+              <w:t>Odak: Kritik Çeldiriciler &amp; MEB Tarzı Uç Sorular. Taktik: Tarihsel kavramların güncel yorumlarla ilişkilendirildiği zor soru tiplerine odaklan.</w:t>
             </w:r>
           </w:p>
         </w:tc>
@@ -2282,6 +2386,32 @@
               <w:t>Din Kültürü netin: 6.33 (7 Doğru, 2 Yanlış, 1 Boş). Din Kültürü netin (6.33) potansiyelinin altında. Sıfır çektiğin [Ayet el-Kürsi ve Anlamı] konusunu mutlaka tekrar et. Kavram karmaşası yaşanan [Kader ve Kaza İnancı (%67), İnsanın İradesi ve Kader (%50)] alanlarına odaklan. Ömür, ecel, rızık, tevekkül, cüzi/külli irade kavramlarını sözlük kartlarına yazıp ezberle. Ayet-el Kürsi ana fikrine ve yasalara çalış.</w:t>
             </w:r>
           </w:p>
+          <w:p>
+            <w:pPr>
+              <w:spacing w:after="20"/>
+            </w:pPr>
+            <w:r>
+              <w:rPr>
+                <w:b/>
+                <w:color w:val="C0392B"/>
+                <w:sz w:val="15"/>
+              </w:rPr>
+              <w:t xml:space="preserve">📺 Önerilen YouTube Desteği (Orta Seviye): </w:t>
+            </w:r>
+            <w:r>
+              <w:rPr>
+                <w:b/>
+                <w:sz w:val="15"/>
+              </w:rPr>
+              <w:t xml:space="preserve">Kanal: Cebrail Hocam | </w:t>
+            </w:r>
+            <w:r>
+              <w:rPr>
+                <w:sz w:val="15"/>
+              </w:rPr>
+              <w:t>Odak: Ayet Yorumlama &amp; MEB Örnek Soruları. Taktik: Ayet-el Kürsi ana fikri ve evrensel yasalarla ilgili soru kalıplarını videoyla paralel çöz.</w:t>
+            </w:r>
+          </w:p>
         </w:tc>
       </w:tr>
     </w:tbl>
@@ -2408,6 +2538,32 @@
                 <w:sz w:val="15"/>
               </w:rPr>
               <w:t>İngilizce branş netin: 8.67 (9 Doğru, 1 Yanlış, 0 Boş). Friendship ünitesi kelime ve diyalog hakimiyetin çok iyi. Tek net kaybının yaşandığı 'Kişisel Özellikler / Sıfatlar' kalıbını gözden geçirerek 10'da 10 yapabilirsin.</w:t>
+            </w:r>
+          </w:p>
+          <w:p>
+            <w:pPr>
+              <w:spacing w:after="20"/>
+            </w:pPr>
+            <w:r>
+              <w:rPr>
+                <w:b/>
+                <w:color w:val="C0392B"/>
+                <w:sz w:val="15"/>
+              </w:rPr>
+              <w:t xml:space="preserve">📺 Önerilen YouTube Desteği (İleri Düzey (Şampiyon)): </w:t>
+            </w:r>
+            <w:r>
+              <w:rPr>
+                <w:b/>
+                <w:sz w:val="15"/>
+              </w:rPr>
+              <w:t xml:space="preserve">Kanal: Ümitcan Hoca | </w:t>
+            </w:r>
+            <w:r>
+              <w:rPr>
+                <w:sz w:val="15"/>
+              </w:rPr>
+              <w:t>Odak: Yeni Nesil Okuma Parçaları, Tablo &amp; Grafik Yorumlama. Taktik: Afiş, davetiye ve soru kökündeki 'NOT / except' gibi olumsuzluk ifadelerine dikkat ederek hızlan.</w:t>
             </w:r>
           </w:p>
         </w:tc>

--- a/exports/karneler/386_KUZEY_CAN_Karne.docx
+++ b/exports/karneler/386_KUZEY_CAN_Karne.docx
@@ -1749,7 +1749,7 @@
                 <w:b/>
                 <w:sz w:val="15"/>
               </w:rPr>
-              <w:t xml:space="preserve">Kanal: Hız Yayınları / dnz hoca | </w:t>
+              <w:t xml:space="preserve">Kanal: Hız Yayınları veya dnz hoca ile Fen | </w:t>
             </w:r>
             <w:r>
               <w:rPr>
@@ -2095,7 +2095,7 @@
                 <w:b/>
                 <w:sz w:val="15"/>
               </w:rPr>
-              <w:t xml:space="preserve">Kanal: Hız Yayınları - Ebubekir Hoca | </w:t>
+              <w:t xml:space="preserve">Kanal: Hız Yayınları veya Ebubekir Hoca ile Türkçe | </w:t>
             </w:r>
             <w:r>
               <w:rPr>

--- a/exports/karneler/386_KUZEY_CAN_Karne.docx
+++ b/exports/karneler/386_KUZEY_CAN_Karne.docx
@@ -27,7 +27,7 @@
           <w:color w:val="646464"/>
           <w:sz w:val="17"/>
         </w:rPr>
-        <w:t>Deneme Sınavı: PARAF LGS 1 | Kurumsal Başarı ve Takip Sistemi</w:t>
+        <w:t>Deneme Sınavı: 2026-2027  NARTEST LGS 1 | Kurumsal Başarı ve Takip Sistemi</w:t>
       </w:r>
     </w:p>
     <w:tbl>
@@ -169,7 +169,7 @@
               <w:rPr>
                 <w:sz w:val="16"/>
               </w:rPr>
-              <w:t>50.66 Net / 334.13 Puan</w:t>
+              <w:t>66.01 Net / 397.13 Puan</w:t>
             </w:r>
           </w:p>
         </w:tc>
@@ -209,7 +209,7 @@
               <w:rPr>
                 <w:sz w:val="16"/>
               </w:rPr>
-              <w:t>Sınıf: 8/27 | Okul: 38/110 | TG: 6334 (Dilim: %61.16)</w:t>
+              <w:t>Sınıf: 8 / 28 | Okul: 16 / 56 | TG: 1418 (Dilim: %46.52)</w:t>
             </w:r>
           </w:p>
         </w:tc>
@@ -483,7 +483,7 @@
               <w:rPr>
                 <w:sz w:val="15"/>
               </w:rPr>
-              <w:t>11</w:t>
+              <w:t>15</w:t>
             </w:r>
           </w:p>
         </w:tc>
@@ -505,7 +505,7 @@
               <w:rPr>
                 <w:sz w:val="15"/>
               </w:rPr>
-              <w:t>8</w:t>
+              <w:t>4</w:t>
             </w:r>
           </w:p>
         </w:tc>
@@ -549,7 +549,7 @@
               <w:rPr>
                 <w:sz w:val="15"/>
               </w:rPr>
-              <w:t>8.33</w:t>
+              <w:t>13.67</w:t>
             </w:r>
           </w:p>
         </w:tc>
@@ -571,7 +571,7 @@
               <w:rPr>
                 <w:sz w:val="15"/>
               </w:rPr>
-              <w:t>%41.6</w:t>
+              <w:t>%68.3</w:t>
             </w:r>
           </w:p>
         </w:tc>
@@ -596,6 +596,318 @@
                 <w:sz w:val="15"/>
               </w:rPr>
               <w:t>İnkılap Tarihi</w:t>
+            </w:r>
+          </w:p>
+        </w:tc>
+        <w:tc>
+          <w:tcPr>
+            <w:tcW w:type="dxa" w:w="1543"/>
+            <w:tcMar>
+              <w:top w:w="20" w:type="dxa"/>
+              <w:bottom w:w="20" w:type="dxa"/>
+              <w:left w:w="35" w:type="dxa"/>
+              <w:right w:w="35" w:type="dxa"/>
+            </w:tcMar>
+          </w:tcPr>
+          <w:p>
+            <w:pPr>
+              <w:jc w:val="center"/>
+            </w:pPr>
+            <w:r>
+              <w:rPr>
+                <w:sz w:val="15"/>
+              </w:rPr>
+              <w:t>10</w:t>
+            </w:r>
+          </w:p>
+        </w:tc>
+        <w:tc>
+          <w:tcPr>
+            <w:tcW w:type="dxa" w:w="1543"/>
+            <w:tcMar>
+              <w:top w:w="20" w:type="dxa"/>
+              <w:bottom w:w="20" w:type="dxa"/>
+              <w:left w:w="35" w:type="dxa"/>
+              <w:right w:w="35" w:type="dxa"/>
+            </w:tcMar>
+          </w:tcPr>
+          <w:p>
+            <w:pPr>
+              <w:jc w:val="center"/>
+            </w:pPr>
+            <w:r>
+              <w:rPr>
+                <w:sz w:val="15"/>
+              </w:rPr>
+              <w:t>9</w:t>
+            </w:r>
+          </w:p>
+        </w:tc>
+        <w:tc>
+          <w:tcPr>
+            <w:tcW w:type="dxa" w:w="1543"/>
+            <w:tcMar>
+              <w:top w:w="20" w:type="dxa"/>
+              <w:bottom w:w="20" w:type="dxa"/>
+              <w:left w:w="35" w:type="dxa"/>
+              <w:right w:w="35" w:type="dxa"/>
+            </w:tcMar>
+          </w:tcPr>
+          <w:p>
+            <w:pPr>
+              <w:jc w:val="center"/>
+            </w:pPr>
+            <w:r>
+              <w:rPr>
+                <w:sz w:val="15"/>
+              </w:rPr>
+              <w:t>1</w:t>
+            </w:r>
+          </w:p>
+        </w:tc>
+        <w:tc>
+          <w:tcPr>
+            <w:tcW w:type="dxa" w:w="1543"/>
+            <w:tcMar>
+              <w:top w:w="20" w:type="dxa"/>
+              <w:bottom w:w="20" w:type="dxa"/>
+              <w:left w:w="35" w:type="dxa"/>
+              <w:right w:w="35" w:type="dxa"/>
+            </w:tcMar>
+          </w:tcPr>
+          <w:p>
+            <w:pPr>
+              <w:jc w:val="center"/>
+            </w:pPr>
+            <w:r>
+              <w:rPr>
+                <w:sz w:val="15"/>
+              </w:rPr>
+              <w:t>0</w:t>
+            </w:r>
+          </w:p>
+        </w:tc>
+        <w:tc>
+          <w:tcPr>
+            <w:tcW w:type="dxa" w:w="1543"/>
+            <w:tcMar>
+              <w:top w:w="20" w:type="dxa"/>
+              <w:bottom w:w="20" w:type="dxa"/>
+              <w:left w:w="35" w:type="dxa"/>
+              <w:right w:w="35" w:type="dxa"/>
+            </w:tcMar>
+          </w:tcPr>
+          <w:p>
+            <w:pPr>
+              <w:jc w:val="center"/>
+            </w:pPr>
+            <w:r>
+              <w:rPr>
+                <w:sz w:val="15"/>
+              </w:rPr>
+              <w:t>8.67</w:t>
+            </w:r>
+          </w:p>
+        </w:tc>
+        <w:tc>
+          <w:tcPr>
+            <w:tcW w:type="dxa" w:w="1543"/>
+            <w:tcMar>
+              <w:top w:w="20" w:type="dxa"/>
+              <w:bottom w:w="20" w:type="dxa"/>
+              <w:left w:w="35" w:type="dxa"/>
+              <w:right w:w="35" w:type="dxa"/>
+            </w:tcMar>
+          </w:tcPr>
+          <w:p>
+            <w:pPr>
+              <w:jc w:val="center"/>
+            </w:pPr>
+            <w:r>
+              <w:rPr>
+                <w:sz w:val="15"/>
+              </w:rPr>
+              <w:t>%86.7</w:t>
+            </w:r>
+          </w:p>
+        </w:tc>
+      </w:tr>
+      <w:tr>
+        <w:tc>
+          <w:tcPr>
+            <w:tcW w:type="dxa" w:w="1543"/>
+            <w:tcMar>
+              <w:top w:w="20" w:type="dxa"/>
+              <w:bottom w:w="20" w:type="dxa"/>
+              <w:left w:w="35" w:type="dxa"/>
+              <w:right w:w="35" w:type="dxa"/>
+            </w:tcMar>
+          </w:tcPr>
+          <w:p>
+            <w:pPr>
+              <w:jc w:val="left"/>
+            </w:pPr>
+            <w:r>
+              <w:rPr>
+                <w:sz w:val="15"/>
+              </w:rPr>
+              <w:t>Din Kültürü</w:t>
+            </w:r>
+          </w:p>
+        </w:tc>
+        <w:tc>
+          <w:tcPr>
+            <w:tcW w:type="dxa" w:w="1543"/>
+            <w:tcMar>
+              <w:top w:w="20" w:type="dxa"/>
+              <w:bottom w:w="20" w:type="dxa"/>
+              <w:left w:w="35" w:type="dxa"/>
+              <w:right w:w="35" w:type="dxa"/>
+            </w:tcMar>
+          </w:tcPr>
+          <w:p>
+            <w:pPr>
+              <w:jc w:val="center"/>
+            </w:pPr>
+            <w:r>
+              <w:rPr>
+                <w:sz w:val="15"/>
+              </w:rPr>
+              <w:t>10</w:t>
+            </w:r>
+          </w:p>
+        </w:tc>
+        <w:tc>
+          <w:tcPr>
+            <w:tcW w:type="dxa" w:w="1543"/>
+            <w:tcMar>
+              <w:top w:w="20" w:type="dxa"/>
+              <w:bottom w:w="20" w:type="dxa"/>
+              <w:left w:w="35" w:type="dxa"/>
+              <w:right w:w="35" w:type="dxa"/>
+            </w:tcMar>
+          </w:tcPr>
+          <w:p>
+            <w:pPr>
+              <w:jc w:val="center"/>
+            </w:pPr>
+            <w:r>
+              <w:rPr>
+                <w:sz w:val="15"/>
+              </w:rPr>
+              <w:t>9</w:t>
+            </w:r>
+          </w:p>
+        </w:tc>
+        <w:tc>
+          <w:tcPr>
+            <w:tcW w:type="dxa" w:w="1543"/>
+            <w:tcMar>
+              <w:top w:w="20" w:type="dxa"/>
+              <w:bottom w:w="20" w:type="dxa"/>
+              <w:left w:w="35" w:type="dxa"/>
+              <w:right w:w="35" w:type="dxa"/>
+            </w:tcMar>
+          </w:tcPr>
+          <w:p>
+            <w:pPr>
+              <w:jc w:val="center"/>
+            </w:pPr>
+            <w:r>
+              <w:rPr>
+                <w:sz w:val="15"/>
+              </w:rPr>
+              <w:t>1</w:t>
+            </w:r>
+          </w:p>
+        </w:tc>
+        <w:tc>
+          <w:tcPr>
+            <w:tcW w:type="dxa" w:w="1543"/>
+            <w:tcMar>
+              <w:top w:w="20" w:type="dxa"/>
+              <w:bottom w:w="20" w:type="dxa"/>
+              <w:left w:w="35" w:type="dxa"/>
+              <w:right w:w="35" w:type="dxa"/>
+            </w:tcMar>
+          </w:tcPr>
+          <w:p>
+            <w:pPr>
+              <w:jc w:val="center"/>
+            </w:pPr>
+            <w:r>
+              <w:rPr>
+                <w:sz w:val="15"/>
+              </w:rPr>
+              <w:t>0</w:t>
+            </w:r>
+          </w:p>
+        </w:tc>
+        <w:tc>
+          <w:tcPr>
+            <w:tcW w:type="dxa" w:w="1543"/>
+            <w:tcMar>
+              <w:top w:w="20" w:type="dxa"/>
+              <w:bottom w:w="20" w:type="dxa"/>
+              <w:left w:w="35" w:type="dxa"/>
+              <w:right w:w="35" w:type="dxa"/>
+            </w:tcMar>
+          </w:tcPr>
+          <w:p>
+            <w:pPr>
+              <w:jc w:val="center"/>
+            </w:pPr>
+            <w:r>
+              <w:rPr>
+                <w:sz w:val="15"/>
+              </w:rPr>
+              <w:t>8.67</w:t>
+            </w:r>
+          </w:p>
+        </w:tc>
+        <w:tc>
+          <w:tcPr>
+            <w:tcW w:type="dxa" w:w="1543"/>
+            <w:tcMar>
+              <w:top w:w="20" w:type="dxa"/>
+              <w:bottom w:w="20" w:type="dxa"/>
+              <w:left w:w="35" w:type="dxa"/>
+              <w:right w:w="35" w:type="dxa"/>
+            </w:tcMar>
+          </w:tcPr>
+          <w:p>
+            <w:pPr>
+              <w:jc w:val="center"/>
+            </w:pPr>
+            <w:r>
+              <w:rPr>
+                <w:sz w:val="15"/>
+              </w:rPr>
+              <w:t>%86.7</w:t>
+            </w:r>
+          </w:p>
+        </w:tc>
+      </w:tr>
+      <w:tr>
+        <w:tc>
+          <w:tcPr>
+            <w:tcW w:type="dxa" w:w="1543"/>
+            <w:tcMar>
+              <w:top w:w="20" w:type="dxa"/>
+              <w:bottom w:w="20" w:type="dxa"/>
+              <w:left w:w="35" w:type="dxa"/>
+              <w:right w:w="35" w:type="dxa"/>
+            </w:tcMar>
+          </w:tcPr>
+          <w:p>
+            <w:pPr>
+              <w:jc w:val="left"/>
+            </w:pPr>
+            <w:r>
+              <w:rPr>
+                <w:sz w:val="15"/>
+              </w:rPr>
+              <w:t>İngilizce</w:t>
             </w:r>
           </w:p>
         </w:tc>
@@ -751,318 +1063,6 @@
               <w:rPr>
                 <w:sz w:val="15"/>
               </w:rPr>
-              <w:t>Din Kültürü</w:t>
-            </w:r>
-          </w:p>
-        </w:tc>
-        <w:tc>
-          <w:tcPr>
-            <w:tcW w:type="dxa" w:w="1543"/>
-            <w:tcMar>
-              <w:top w:w="20" w:type="dxa"/>
-              <w:bottom w:w="20" w:type="dxa"/>
-              <w:left w:w="35" w:type="dxa"/>
-              <w:right w:w="35" w:type="dxa"/>
-            </w:tcMar>
-          </w:tcPr>
-          <w:p>
-            <w:pPr>
-              <w:jc w:val="center"/>
-            </w:pPr>
-            <w:r>
-              <w:rPr>
-                <w:sz w:val="15"/>
-              </w:rPr>
-              <w:t>10</w:t>
-            </w:r>
-          </w:p>
-        </w:tc>
-        <w:tc>
-          <w:tcPr>
-            <w:tcW w:type="dxa" w:w="1543"/>
-            <w:tcMar>
-              <w:top w:w="20" w:type="dxa"/>
-              <w:bottom w:w="20" w:type="dxa"/>
-              <w:left w:w="35" w:type="dxa"/>
-              <w:right w:w="35" w:type="dxa"/>
-            </w:tcMar>
-          </w:tcPr>
-          <w:p>
-            <w:pPr>
-              <w:jc w:val="center"/>
-            </w:pPr>
-            <w:r>
-              <w:rPr>
-                <w:sz w:val="15"/>
-              </w:rPr>
-              <w:t>7</w:t>
-            </w:r>
-          </w:p>
-        </w:tc>
-        <w:tc>
-          <w:tcPr>
-            <w:tcW w:type="dxa" w:w="1543"/>
-            <w:tcMar>
-              <w:top w:w="20" w:type="dxa"/>
-              <w:bottom w:w="20" w:type="dxa"/>
-              <w:left w:w="35" w:type="dxa"/>
-              <w:right w:w="35" w:type="dxa"/>
-            </w:tcMar>
-          </w:tcPr>
-          <w:p>
-            <w:pPr>
-              <w:jc w:val="center"/>
-            </w:pPr>
-            <w:r>
-              <w:rPr>
-                <w:sz w:val="15"/>
-              </w:rPr>
-              <w:t>2</w:t>
-            </w:r>
-          </w:p>
-        </w:tc>
-        <w:tc>
-          <w:tcPr>
-            <w:tcW w:type="dxa" w:w="1543"/>
-            <w:tcMar>
-              <w:top w:w="20" w:type="dxa"/>
-              <w:bottom w:w="20" w:type="dxa"/>
-              <w:left w:w="35" w:type="dxa"/>
-              <w:right w:w="35" w:type="dxa"/>
-            </w:tcMar>
-          </w:tcPr>
-          <w:p>
-            <w:pPr>
-              <w:jc w:val="center"/>
-            </w:pPr>
-            <w:r>
-              <w:rPr>
-                <w:sz w:val="15"/>
-              </w:rPr>
-              <w:t>1</w:t>
-            </w:r>
-          </w:p>
-        </w:tc>
-        <w:tc>
-          <w:tcPr>
-            <w:tcW w:type="dxa" w:w="1543"/>
-            <w:tcMar>
-              <w:top w:w="20" w:type="dxa"/>
-              <w:bottom w:w="20" w:type="dxa"/>
-              <w:left w:w="35" w:type="dxa"/>
-              <w:right w:w="35" w:type="dxa"/>
-            </w:tcMar>
-          </w:tcPr>
-          <w:p>
-            <w:pPr>
-              <w:jc w:val="center"/>
-            </w:pPr>
-            <w:r>
-              <w:rPr>
-                <w:sz w:val="15"/>
-              </w:rPr>
-              <w:t>6.33</w:t>
-            </w:r>
-          </w:p>
-        </w:tc>
-        <w:tc>
-          <w:tcPr>
-            <w:tcW w:type="dxa" w:w="1543"/>
-            <w:tcMar>
-              <w:top w:w="20" w:type="dxa"/>
-              <w:bottom w:w="20" w:type="dxa"/>
-              <w:left w:w="35" w:type="dxa"/>
-              <w:right w:w="35" w:type="dxa"/>
-            </w:tcMar>
-          </w:tcPr>
-          <w:p>
-            <w:pPr>
-              <w:jc w:val="center"/>
-            </w:pPr>
-            <w:r>
-              <w:rPr>
-                <w:sz w:val="15"/>
-              </w:rPr>
-              <w:t>%63.3</w:t>
-            </w:r>
-          </w:p>
-        </w:tc>
-      </w:tr>
-      <w:tr>
-        <w:tc>
-          <w:tcPr>
-            <w:tcW w:type="dxa" w:w="1543"/>
-            <w:tcMar>
-              <w:top w:w="20" w:type="dxa"/>
-              <w:bottom w:w="20" w:type="dxa"/>
-              <w:left w:w="35" w:type="dxa"/>
-              <w:right w:w="35" w:type="dxa"/>
-            </w:tcMar>
-          </w:tcPr>
-          <w:p>
-            <w:pPr>
-              <w:jc w:val="left"/>
-            </w:pPr>
-            <w:r>
-              <w:rPr>
-                <w:sz w:val="15"/>
-              </w:rPr>
-              <w:t>İngilizce</w:t>
-            </w:r>
-          </w:p>
-        </w:tc>
-        <w:tc>
-          <w:tcPr>
-            <w:tcW w:type="dxa" w:w="1543"/>
-            <w:tcMar>
-              <w:top w:w="20" w:type="dxa"/>
-              <w:bottom w:w="20" w:type="dxa"/>
-              <w:left w:w="35" w:type="dxa"/>
-              <w:right w:w="35" w:type="dxa"/>
-            </w:tcMar>
-          </w:tcPr>
-          <w:p>
-            <w:pPr>
-              <w:jc w:val="center"/>
-            </w:pPr>
-            <w:r>
-              <w:rPr>
-                <w:sz w:val="15"/>
-              </w:rPr>
-              <w:t>10</w:t>
-            </w:r>
-          </w:p>
-        </w:tc>
-        <w:tc>
-          <w:tcPr>
-            <w:tcW w:type="dxa" w:w="1543"/>
-            <w:tcMar>
-              <w:top w:w="20" w:type="dxa"/>
-              <w:bottom w:w="20" w:type="dxa"/>
-              <w:left w:w="35" w:type="dxa"/>
-              <w:right w:w="35" w:type="dxa"/>
-            </w:tcMar>
-          </w:tcPr>
-          <w:p>
-            <w:pPr>
-              <w:jc w:val="center"/>
-            </w:pPr>
-            <w:r>
-              <w:rPr>
-                <w:sz w:val="15"/>
-              </w:rPr>
-              <w:t>9</w:t>
-            </w:r>
-          </w:p>
-        </w:tc>
-        <w:tc>
-          <w:tcPr>
-            <w:tcW w:type="dxa" w:w="1543"/>
-            <w:tcMar>
-              <w:top w:w="20" w:type="dxa"/>
-              <w:bottom w:w="20" w:type="dxa"/>
-              <w:left w:w="35" w:type="dxa"/>
-              <w:right w:w="35" w:type="dxa"/>
-            </w:tcMar>
-          </w:tcPr>
-          <w:p>
-            <w:pPr>
-              <w:jc w:val="center"/>
-            </w:pPr>
-            <w:r>
-              <w:rPr>
-                <w:sz w:val="15"/>
-              </w:rPr>
-              <w:t>1</w:t>
-            </w:r>
-          </w:p>
-        </w:tc>
-        <w:tc>
-          <w:tcPr>
-            <w:tcW w:type="dxa" w:w="1543"/>
-            <w:tcMar>
-              <w:top w:w="20" w:type="dxa"/>
-              <w:bottom w:w="20" w:type="dxa"/>
-              <w:left w:w="35" w:type="dxa"/>
-              <w:right w:w="35" w:type="dxa"/>
-            </w:tcMar>
-          </w:tcPr>
-          <w:p>
-            <w:pPr>
-              <w:jc w:val="center"/>
-            </w:pPr>
-            <w:r>
-              <w:rPr>
-                <w:sz w:val="15"/>
-              </w:rPr>
-              <w:t>0</w:t>
-            </w:r>
-          </w:p>
-        </w:tc>
-        <w:tc>
-          <w:tcPr>
-            <w:tcW w:type="dxa" w:w="1543"/>
-            <w:tcMar>
-              <w:top w:w="20" w:type="dxa"/>
-              <w:bottom w:w="20" w:type="dxa"/>
-              <w:left w:w="35" w:type="dxa"/>
-              <w:right w:w="35" w:type="dxa"/>
-            </w:tcMar>
-          </w:tcPr>
-          <w:p>
-            <w:pPr>
-              <w:jc w:val="center"/>
-            </w:pPr>
-            <w:r>
-              <w:rPr>
-                <w:sz w:val="15"/>
-              </w:rPr>
-              <w:t>8.67</w:t>
-            </w:r>
-          </w:p>
-        </w:tc>
-        <w:tc>
-          <w:tcPr>
-            <w:tcW w:type="dxa" w:w="1543"/>
-            <w:tcMar>
-              <w:top w:w="20" w:type="dxa"/>
-              <w:bottom w:w="20" w:type="dxa"/>
-              <w:left w:w="35" w:type="dxa"/>
-              <w:right w:w="35" w:type="dxa"/>
-            </w:tcMar>
-          </w:tcPr>
-          <w:p>
-            <w:pPr>
-              <w:jc w:val="center"/>
-            </w:pPr>
-            <w:r>
-              <w:rPr>
-                <w:sz w:val="15"/>
-              </w:rPr>
-              <w:t>%86.7</w:t>
-            </w:r>
-          </w:p>
-        </w:tc>
-      </w:tr>
-      <w:tr>
-        <w:tc>
-          <w:tcPr>
-            <w:tcW w:type="dxa" w:w="1543"/>
-            <w:tcMar>
-              <w:top w:w="20" w:type="dxa"/>
-              <w:bottom w:w="20" w:type="dxa"/>
-              <w:left w:w="35" w:type="dxa"/>
-              <w:right w:w="35" w:type="dxa"/>
-            </w:tcMar>
-          </w:tcPr>
-          <w:p>
-            <w:pPr>
-              <w:jc w:val="left"/>
-            </w:pPr>
-            <w:r>
-              <w:rPr>
-                <w:sz w:val="15"/>
-              </w:rPr>
               <w:t>Matematik</w:t>
             </w:r>
           </w:p>
@@ -1107,7 +1107,7 @@
               <w:rPr>
                 <w:sz w:val="15"/>
               </w:rPr>
-              <w:t>3</w:t>
+              <w:t>8</w:t>
             </w:r>
           </w:p>
         </w:tc>
@@ -1151,7 +1151,7 @@
               <w:rPr>
                 <w:sz w:val="15"/>
               </w:rPr>
-              <w:t>12</w:t>
+              <w:t>7</w:t>
             </w:r>
           </w:p>
         </w:tc>
@@ -1173,7 +1173,7 @@
               <w:rPr>
                 <w:sz w:val="15"/>
               </w:rPr>
-              <w:t>1.33</w:t>
+              <w:t>6.33</w:t>
             </w:r>
           </w:p>
         </w:tc>
@@ -1195,7 +1195,7 @@
               <w:rPr>
                 <w:sz w:val="15"/>
               </w:rPr>
-              <w:t>%6.7</w:t>
+              <w:t>%31.6</w:t>
             </w:r>
           </w:p>
         </w:tc>
@@ -1263,7 +1263,7 @@
               <w:rPr>
                 <w:sz w:val="15"/>
               </w:rPr>
-              <w:t>17</w:t>
+              <w:t>19</w:t>
             </w:r>
           </w:p>
         </w:tc>
@@ -1285,7 +1285,7 @@
               <w:rPr>
                 <w:sz w:val="15"/>
               </w:rPr>
-              <w:t>3</w:t>
+              <w:t>1</w:t>
             </w:r>
           </w:p>
         </w:tc>
@@ -1329,7 +1329,7 @@
               <w:rPr>
                 <w:sz w:val="15"/>
               </w:rPr>
-              <w:t>16.00</w:t>
+              <w:t>18.67</w:t>
             </w:r>
           </w:p>
         </w:tc>
@@ -1351,7 +1351,7 @@
               <w:rPr>
                 <w:sz w:val="15"/>
               </w:rPr>
-              <w:t>%80.0</w:t>
+              <w:t>%93.4</w:t>
             </w:r>
           </w:p>
         </w:tc>
@@ -1425,7 +1425,7 @@
                 <w:b/>
                 <w:sz w:val="15"/>
               </w:rPr>
-              <w:t>57</w:t>
+              <w:t>70</w:t>
             </w:r>
           </w:p>
         </w:tc>
@@ -1449,7 +1449,7 @@
                 <w:b/>
                 <w:sz w:val="15"/>
               </w:rPr>
-              <w:t>19</w:t>
+              <w:t>12</w:t>
             </w:r>
           </w:p>
         </w:tc>
@@ -1473,7 +1473,7 @@
                 <w:b/>
                 <w:sz w:val="15"/>
               </w:rPr>
-              <w:t>14</w:t>
+              <w:t>8</w:t>
             </w:r>
           </w:p>
         </w:tc>
@@ -1497,7 +1497,7 @@
                 <w:b/>
                 <w:sz w:val="15"/>
               </w:rPr>
-              <w:t>50.66</w:t>
+              <w:t>66.01</w:t>
             </w:r>
           </w:p>
         </w:tc>
@@ -1521,7 +1521,628 @@
                 <w:b/>
                 <w:sz w:val="15"/>
               </w:rPr>
-              <w:t>%56.3</w:t>
+              <w:t>%73.3</w:t>
+            </w:r>
+          </w:p>
+        </w:tc>
+      </w:tr>
+    </w:tbl>
+    <w:p>
+      <w:pPr>
+        <w:spacing w:before="80" w:after="40"/>
+      </w:pPr>
+      <w:r>
+        <w:rPr>
+          <w:b/>
+          <w:color w:val="1F497D"/>
+          <w:sz w:val="18"/>
+        </w:rPr>
+        <w:t>1. DENEMELER ARASI GELİŞİM VE AKADEMİK DEĞİŞİM ANALİZİ (PARAF 1 ➔ NARTEST 1)</w:t>
+      </w:r>
+    </w:p>
+    <w:tbl>
+      <w:tblPr>
+        <w:tblW w:type="auto" w:w="0"/>
+        <w:jc w:val="center"/>
+        <w:tblLook w:firstColumn="1" w:firstRow="1" w:lastColumn="0" w:lastRow="0" w:noHBand="0" w:noVBand="1" w:val="04A0"/>
+        <w:tblBorders>
+          <w:top w:val="single" w:sz="4" w:space="0" w:color="B0C4DE"/>
+          <w:left w:val="single" w:sz="4" w:space="0" w:color="B0C4DE"/>
+          <w:bottom w:val="single" w:sz="4" w:space="0" w:color="B0C4DE"/>
+          <w:right w:val="single" w:sz="4" w:space="0" w:color="B0C4DE"/>
+          <w:insideH w:val="single" w:sz="4" w:space="0" w:color="B0C4DE"/>
+          <w:insideV w:val="single" w:sz="4" w:space="0" w:color="B0C4DE"/>
+        </w:tblBorders>
+      </w:tblPr>
+      <w:tblGrid>
+        <w:gridCol w:w="2160"/>
+        <w:gridCol w:w="2160"/>
+        <w:gridCol w:w="2160"/>
+        <w:gridCol w:w="2160"/>
+        <w:gridCol w:w="2160"/>
+      </w:tblGrid>
+      <w:tr>
+        <w:tc>
+          <w:tcPr>
+            <w:tcW w:type="dxa" w:w="2160"/>
+            <w:shd w:fill="1F497D"/>
+            <w:tcMar>
+              <w:top w:w="25" w:type="dxa"/>
+              <w:bottom w:w="25" w:type="dxa"/>
+              <w:left w:w="35" w:type="dxa"/>
+              <w:right w:w="35" w:type="dxa"/>
+            </w:tcMar>
+          </w:tcPr>
+          <w:p>
+            <w:pPr>
+              <w:jc w:val="left"/>
+            </w:pPr>
+            <w:r>
+              <w:rPr>
+                <w:b/>
+                <w:color w:val="FFFFFF"/>
+                <w:sz w:val="15"/>
+              </w:rPr>
+              <w:t>Değerlendirme Kriteri</w:t>
+            </w:r>
+          </w:p>
+        </w:tc>
+        <w:tc>
+          <w:tcPr>
+            <w:tcW w:type="dxa" w:w="2160"/>
+            <w:shd w:fill="1F497D"/>
+            <w:tcMar>
+              <w:top w:w="25" w:type="dxa"/>
+              <w:bottom w:w="25" w:type="dxa"/>
+              <w:left w:w="35" w:type="dxa"/>
+              <w:right w:w="35" w:type="dxa"/>
+            </w:tcMar>
+          </w:tcPr>
+          <w:p>
+            <w:pPr>
+              <w:jc w:val="center"/>
+            </w:pPr>
+            <w:r>
+              <w:rPr>
+                <w:b/>
+                <w:color w:val="FFFFFF"/>
+                <w:sz w:val="15"/>
+              </w:rPr>
+              <w:t>1. Deneme (PARAF)</w:t>
+            </w:r>
+          </w:p>
+        </w:tc>
+        <w:tc>
+          <w:tcPr>
+            <w:tcW w:type="dxa" w:w="2160"/>
+            <w:shd w:fill="1F497D"/>
+            <w:tcMar>
+              <w:top w:w="25" w:type="dxa"/>
+              <w:bottom w:w="25" w:type="dxa"/>
+              <w:left w:w="35" w:type="dxa"/>
+              <w:right w:w="35" w:type="dxa"/>
+            </w:tcMar>
+          </w:tcPr>
+          <w:p>
+            <w:pPr>
+              <w:jc w:val="center"/>
+            </w:pPr>
+            <w:r>
+              <w:rPr>
+                <w:b/>
+                <w:color w:val="FFFFFF"/>
+                <w:sz w:val="15"/>
+              </w:rPr>
+              <w:t>2. Deneme (NARTEST)</w:t>
+            </w:r>
+          </w:p>
+        </w:tc>
+        <w:tc>
+          <w:tcPr>
+            <w:tcW w:type="dxa" w:w="2160"/>
+            <w:shd w:fill="1F497D"/>
+            <w:tcMar>
+              <w:top w:w="25" w:type="dxa"/>
+              <w:bottom w:w="25" w:type="dxa"/>
+              <w:left w:w="35" w:type="dxa"/>
+              <w:right w:w="35" w:type="dxa"/>
+            </w:tcMar>
+          </w:tcPr>
+          <w:p>
+            <w:pPr>
+              <w:jc w:val="center"/>
+            </w:pPr>
+            <w:r>
+              <w:rPr>
+                <w:b/>
+                <w:color w:val="FFFFFF"/>
+                <w:sz w:val="15"/>
+              </w:rPr>
+              <w:t>Sınavlar Arası Fark</w:t>
+            </w:r>
+          </w:p>
+        </w:tc>
+        <w:tc>
+          <w:tcPr>
+            <w:tcW w:type="dxa" w:w="2160"/>
+            <w:shd w:fill="1F497D"/>
+            <w:tcMar>
+              <w:top w:w="25" w:type="dxa"/>
+              <w:bottom w:w="25" w:type="dxa"/>
+              <w:left w:w="35" w:type="dxa"/>
+              <w:right w:w="35" w:type="dxa"/>
+            </w:tcMar>
+          </w:tcPr>
+          <w:p>
+            <w:pPr>
+              <w:jc w:val="center"/>
+            </w:pPr>
+            <w:r>
+              <w:rPr>
+                <w:b/>
+                <w:color w:val="FFFFFF"/>
+                <w:sz w:val="15"/>
+              </w:rPr>
+              <w:t>Gelişim Durumu</w:t>
+            </w:r>
+          </w:p>
+        </w:tc>
+      </w:tr>
+      <w:tr>
+        <w:tc>
+          <w:tcPr>
+            <w:tcW w:type="dxa" w:w="2160"/>
+            <w:tcMar>
+              <w:top w:w="20" w:type="dxa"/>
+              <w:bottom w:w="20" w:type="dxa"/>
+              <w:left w:w="35" w:type="dxa"/>
+              <w:right w:w="35" w:type="dxa"/>
+            </w:tcMar>
+            <w:shd w:fill="F0F4F8"/>
+          </w:tcPr>
+          <w:p>
+            <w:pPr>
+              <w:jc w:val="left"/>
+            </w:pPr>
+            <w:r>
+              <w:rPr>
+                <w:sz w:val="15"/>
+              </w:rPr>
+              <w:t>Toplam Net</w:t>
+            </w:r>
+          </w:p>
+        </w:tc>
+        <w:tc>
+          <w:tcPr>
+            <w:tcW w:type="dxa" w:w="2160"/>
+            <w:tcMar>
+              <w:top w:w="20" w:type="dxa"/>
+              <w:bottom w:w="20" w:type="dxa"/>
+              <w:left w:w="35" w:type="dxa"/>
+              <w:right w:w="35" w:type="dxa"/>
+            </w:tcMar>
+            <w:shd w:fill="F0F4F8"/>
+          </w:tcPr>
+          <w:p>
+            <w:pPr>
+              <w:jc w:val="center"/>
+            </w:pPr>
+            <w:r>
+              <w:rPr>
+                <w:sz w:val="15"/>
+              </w:rPr>
+              <w:t>50.66 Net</w:t>
+            </w:r>
+          </w:p>
+        </w:tc>
+        <w:tc>
+          <w:tcPr>
+            <w:tcW w:type="dxa" w:w="2160"/>
+            <w:tcMar>
+              <w:top w:w="20" w:type="dxa"/>
+              <w:bottom w:w="20" w:type="dxa"/>
+              <w:left w:w="35" w:type="dxa"/>
+              <w:right w:w="35" w:type="dxa"/>
+            </w:tcMar>
+            <w:shd w:fill="F0F4F8"/>
+          </w:tcPr>
+          <w:p>
+            <w:pPr>
+              <w:jc w:val="center"/>
+            </w:pPr>
+            <w:r>
+              <w:rPr>
+                <w:sz w:val="15"/>
+              </w:rPr>
+              <w:t>66.01 Net</w:t>
+            </w:r>
+          </w:p>
+        </w:tc>
+        <w:tc>
+          <w:tcPr>
+            <w:tcW w:type="dxa" w:w="2160"/>
+            <w:tcMar>
+              <w:top w:w="20" w:type="dxa"/>
+              <w:bottom w:w="20" w:type="dxa"/>
+              <w:left w:w="35" w:type="dxa"/>
+              <w:right w:w="35" w:type="dxa"/>
+            </w:tcMar>
+            <w:shd w:fill="E8F8F5"/>
+          </w:tcPr>
+          <w:p>
+            <w:pPr>
+              <w:jc w:val="center"/>
+            </w:pPr>
+            <w:r>
+              <w:rPr>
+                <w:b/>
+                <w:sz w:val="15"/>
+              </w:rPr>
+              <w:t>+15.35 Net</w:t>
+            </w:r>
+          </w:p>
+        </w:tc>
+        <w:tc>
+          <w:tcPr>
+            <w:tcW w:type="dxa" w:w="2160"/>
+            <w:tcMar>
+              <w:top w:w="20" w:type="dxa"/>
+              <w:bottom w:w="20" w:type="dxa"/>
+              <w:left w:w="35" w:type="dxa"/>
+              <w:right w:w="35" w:type="dxa"/>
+            </w:tcMar>
+            <w:shd w:fill="F0F4F8"/>
+          </w:tcPr>
+          <w:p>
+            <w:pPr>
+              <w:jc w:val="center"/>
+            </w:pPr>
+            <w:r>
+              <w:rPr>
+                <w:sz w:val="15"/>
+              </w:rPr>
+              <w:t>🚀 Çok Güçlü İlerleme</w:t>
+            </w:r>
+          </w:p>
+        </w:tc>
+      </w:tr>
+      <w:tr>
+        <w:tc>
+          <w:tcPr>
+            <w:tcW w:type="dxa" w:w="2160"/>
+            <w:tcMar>
+              <w:top w:w="20" w:type="dxa"/>
+              <w:bottom w:w="20" w:type="dxa"/>
+              <w:left w:w="35" w:type="dxa"/>
+              <w:right w:w="35" w:type="dxa"/>
+            </w:tcMar>
+          </w:tcPr>
+          <w:p>
+            <w:pPr>
+              <w:jc w:val="left"/>
+            </w:pPr>
+            <w:r>
+              <w:rPr>
+                <w:sz w:val="15"/>
+              </w:rPr>
+              <w:t>LGS Puanı</w:t>
+            </w:r>
+          </w:p>
+        </w:tc>
+        <w:tc>
+          <w:tcPr>
+            <w:tcW w:type="dxa" w:w="2160"/>
+            <w:tcMar>
+              <w:top w:w="20" w:type="dxa"/>
+              <w:bottom w:w="20" w:type="dxa"/>
+              <w:left w:w="35" w:type="dxa"/>
+              <w:right w:w="35" w:type="dxa"/>
+            </w:tcMar>
+          </w:tcPr>
+          <w:p>
+            <w:pPr>
+              <w:jc w:val="center"/>
+            </w:pPr>
+            <w:r>
+              <w:rPr>
+                <w:sz w:val="15"/>
+              </w:rPr>
+              <w:t>334.13 Puan</w:t>
+            </w:r>
+          </w:p>
+        </w:tc>
+        <w:tc>
+          <w:tcPr>
+            <w:tcW w:type="dxa" w:w="2160"/>
+            <w:tcMar>
+              <w:top w:w="20" w:type="dxa"/>
+              <w:bottom w:w="20" w:type="dxa"/>
+              <w:left w:w="35" w:type="dxa"/>
+              <w:right w:w="35" w:type="dxa"/>
+            </w:tcMar>
+          </w:tcPr>
+          <w:p>
+            <w:pPr>
+              <w:jc w:val="center"/>
+            </w:pPr>
+            <w:r>
+              <w:rPr>
+                <w:sz w:val="15"/>
+              </w:rPr>
+              <w:t>397.13 Puan</w:t>
+            </w:r>
+          </w:p>
+        </w:tc>
+        <w:tc>
+          <w:tcPr>
+            <w:tcW w:type="dxa" w:w="2160"/>
+            <w:tcMar>
+              <w:top w:w="20" w:type="dxa"/>
+              <w:bottom w:w="20" w:type="dxa"/>
+              <w:left w:w="35" w:type="dxa"/>
+              <w:right w:w="35" w:type="dxa"/>
+            </w:tcMar>
+            <w:shd w:fill="E8F8F5"/>
+          </w:tcPr>
+          <w:p>
+            <w:pPr>
+              <w:jc w:val="center"/>
+            </w:pPr>
+            <w:r>
+              <w:rPr>
+                <w:b/>
+                <w:sz w:val="15"/>
+              </w:rPr>
+              <w:t>+63.00 Puan</w:t>
+            </w:r>
+          </w:p>
+        </w:tc>
+        <w:tc>
+          <w:tcPr>
+            <w:tcW w:type="dxa" w:w="2160"/>
+            <w:tcMar>
+              <w:top w:w="20" w:type="dxa"/>
+              <w:bottom w:w="20" w:type="dxa"/>
+              <w:left w:w="35" w:type="dxa"/>
+              <w:right w:w="35" w:type="dxa"/>
+            </w:tcMar>
+          </w:tcPr>
+          <w:p>
+            <w:pPr>
+              <w:jc w:val="center"/>
+            </w:pPr>
+            <w:r>
+              <w:rPr>
+                <w:sz w:val="15"/>
+              </w:rPr>
+              <w:t>Belirgin Puan Artışı</w:t>
+            </w:r>
+          </w:p>
+        </w:tc>
+      </w:tr>
+      <w:tr>
+        <w:tc>
+          <w:tcPr>
+            <w:tcW w:type="dxa" w:w="2160"/>
+            <w:tcMar>
+              <w:top w:w="20" w:type="dxa"/>
+              <w:bottom w:w="20" w:type="dxa"/>
+              <w:left w:w="35" w:type="dxa"/>
+              <w:right w:w="35" w:type="dxa"/>
+            </w:tcMar>
+          </w:tcPr>
+          <w:p>
+            <w:pPr>
+              <w:jc w:val="left"/>
+            </w:pPr>
+            <w:r>
+              <w:rPr>
+                <w:sz w:val="15"/>
+              </w:rPr>
+              <w:t>Sınıf Derecesi</w:t>
+            </w:r>
+          </w:p>
+        </w:tc>
+        <w:tc>
+          <w:tcPr>
+            <w:tcW w:type="dxa" w:w="2160"/>
+            <w:tcMar>
+              <w:top w:w="20" w:type="dxa"/>
+              <w:bottom w:w="20" w:type="dxa"/>
+              <w:left w:w="35" w:type="dxa"/>
+              <w:right w:w="35" w:type="dxa"/>
+            </w:tcMar>
+          </w:tcPr>
+          <w:p>
+            <w:pPr>
+              <w:jc w:val="center"/>
+            </w:pPr>
+            <w:r>
+              <w:rPr>
+                <w:sz w:val="15"/>
+              </w:rPr>
+              <w:t>8. Sıra / 27</w:t>
+            </w:r>
+          </w:p>
+        </w:tc>
+        <w:tc>
+          <w:tcPr>
+            <w:tcW w:type="dxa" w:w="2160"/>
+            <w:tcMar>
+              <w:top w:w="20" w:type="dxa"/>
+              <w:bottom w:w="20" w:type="dxa"/>
+              <w:left w:w="35" w:type="dxa"/>
+              <w:right w:w="35" w:type="dxa"/>
+            </w:tcMar>
+          </w:tcPr>
+          <w:p>
+            <w:pPr>
+              <w:jc w:val="center"/>
+            </w:pPr>
+            <w:r>
+              <w:rPr>
+                <w:sz w:val="15"/>
+              </w:rPr>
+              <w:t>8. Sıra / 28</w:t>
+            </w:r>
+          </w:p>
+        </w:tc>
+        <w:tc>
+          <w:tcPr>
+            <w:tcW w:type="dxa" w:w="2160"/>
+            <w:tcMar>
+              <w:top w:w="20" w:type="dxa"/>
+              <w:bottom w:w="20" w:type="dxa"/>
+              <w:left w:w="35" w:type="dxa"/>
+              <w:right w:w="35" w:type="dxa"/>
+            </w:tcMar>
+          </w:tcPr>
+          <w:p>
+            <w:pPr>
+              <w:jc w:val="center"/>
+            </w:pPr>
+            <w:r>
+              <w:rPr>
+                <w:b/>
+                <w:sz w:val="15"/>
+              </w:rPr>
+              <w:t>Sırası Değişmedi</w:t>
+            </w:r>
+          </w:p>
+        </w:tc>
+        <w:tc>
+          <w:tcPr>
+            <w:tcW w:type="dxa" w:w="2160"/>
+            <w:tcMar>
+              <w:top w:w="20" w:type="dxa"/>
+              <w:bottom w:w="20" w:type="dxa"/>
+              <w:left w:w="35" w:type="dxa"/>
+              <w:right w:w="35" w:type="dxa"/>
+            </w:tcMar>
+          </w:tcPr>
+          <w:p>
+            <w:pPr>
+              <w:jc w:val="center"/>
+            </w:pPr>
+            <w:r>
+              <w:rPr>
+                <w:sz w:val="15"/>
+              </w:rPr>
+              <w:t>Sınıf İçi Başarı</w:t>
+            </w:r>
+          </w:p>
+        </w:tc>
+      </w:tr>
+      <w:tr>
+        <w:tc>
+          <w:tcPr>
+            <w:tcW w:type="dxa" w:w="2160"/>
+            <w:tcMar>
+              <w:top w:w="20" w:type="dxa"/>
+              <w:bottom w:w="20" w:type="dxa"/>
+              <w:left w:w="35" w:type="dxa"/>
+              <w:right w:w="35" w:type="dxa"/>
+            </w:tcMar>
+          </w:tcPr>
+          <w:p>
+            <w:pPr>
+              <w:jc w:val="left"/>
+            </w:pPr>
+            <w:r>
+              <w:rPr>
+                <w:sz w:val="15"/>
+              </w:rPr>
+              <w:t>Okul Derecesi</w:t>
+            </w:r>
+          </w:p>
+        </w:tc>
+        <w:tc>
+          <w:tcPr>
+            <w:tcW w:type="dxa" w:w="2160"/>
+            <w:tcMar>
+              <w:top w:w="20" w:type="dxa"/>
+              <w:bottom w:w="20" w:type="dxa"/>
+              <w:left w:w="35" w:type="dxa"/>
+              <w:right w:w="35" w:type="dxa"/>
+            </w:tcMar>
+          </w:tcPr>
+          <w:p>
+            <w:pPr>
+              <w:jc w:val="center"/>
+            </w:pPr>
+            <w:r>
+              <w:rPr>
+                <w:sz w:val="15"/>
+              </w:rPr>
+              <w:t>38. Sıra / 110</w:t>
+            </w:r>
+          </w:p>
+        </w:tc>
+        <w:tc>
+          <w:tcPr>
+            <w:tcW w:type="dxa" w:w="2160"/>
+            <w:tcMar>
+              <w:top w:w="20" w:type="dxa"/>
+              <w:bottom w:w="20" w:type="dxa"/>
+              <w:left w:w="35" w:type="dxa"/>
+              <w:right w:w="35" w:type="dxa"/>
+            </w:tcMar>
+          </w:tcPr>
+          <w:p>
+            <w:pPr>
+              <w:jc w:val="center"/>
+            </w:pPr>
+            <w:r>
+              <w:rPr>
+                <w:sz w:val="15"/>
+              </w:rPr>
+              <w:t>16. Sıra / 56</w:t>
+            </w:r>
+          </w:p>
+        </w:tc>
+        <w:tc>
+          <w:tcPr>
+            <w:tcW w:type="dxa" w:w="2160"/>
+            <w:tcMar>
+              <w:top w:w="20" w:type="dxa"/>
+              <w:bottom w:w="20" w:type="dxa"/>
+              <w:left w:w="35" w:type="dxa"/>
+              <w:right w:w="35" w:type="dxa"/>
+            </w:tcMar>
+            <w:shd w:fill="E8F8F5"/>
+          </w:tcPr>
+          <w:p>
+            <w:pPr>
+              <w:jc w:val="center"/>
+            </w:pPr>
+            <w:r>
+              <w:rPr>
+                <w:b/>
+                <w:sz w:val="15"/>
+              </w:rPr>
+              <w:t>+22 Sıra Yükseldi</w:t>
+            </w:r>
+          </w:p>
+        </w:tc>
+        <w:tc>
+          <w:tcPr>
+            <w:tcW w:type="dxa" w:w="2160"/>
+            <w:tcMar>
+              <w:top w:w="20" w:type="dxa"/>
+              <w:bottom w:w="20" w:type="dxa"/>
+              <w:left w:w="35" w:type="dxa"/>
+              <w:right w:w="35" w:type="dxa"/>
+            </w:tcMar>
+          </w:tcPr>
+          <w:p>
+            <w:pPr>
+              <w:jc w:val="center"/>
+            </w:pPr>
+            <w:r>
+              <w:rPr>
+                <w:sz w:val="15"/>
+              </w:rPr>
+              <w:t>Okul İçi Başarı</w:t>
             </w:r>
           </w:p>
         </w:tc>
@@ -1535,9 +2156,569 @@
         <w:rPr>
           <w:b/>
           <w:color w:val="006666"/>
+          <w:sz w:val="16"/>
+        </w:rPr>
+        <w:t>Branş Bazlı Net Değişim Tablosu:</w:t>
+      </w:r>
+    </w:p>
+    <w:tbl>
+      <w:tblPr>
+        <w:tblW w:type="auto" w:w="0"/>
+        <w:jc w:val="center"/>
+        <w:tblLook w:firstColumn="1" w:firstRow="1" w:lastColumn="0" w:lastRow="0" w:noHBand="0" w:noVBand="1" w:val="04A0"/>
+        <w:tblBorders>
+          <w:top w:val="single" w:sz="4" w:space="0" w:color="B0C4DE"/>
+          <w:left w:val="single" w:sz="4" w:space="0" w:color="B0C4DE"/>
+          <w:bottom w:val="single" w:sz="4" w:space="0" w:color="B0C4DE"/>
+          <w:right w:val="single" w:sz="4" w:space="0" w:color="B0C4DE"/>
+          <w:insideH w:val="single" w:sz="4" w:space="0" w:color="B0C4DE"/>
+          <w:insideV w:val="single" w:sz="4" w:space="0" w:color="B0C4DE"/>
+        </w:tblBorders>
+      </w:tblPr>
+      <w:tblGrid>
+        <w:gridCol w:w="1543"/>
+        <w:gridCol w:w="1543"/>
+        <w:gridCol w:w="1543"/>
+        <w:gridCol w:w="1543"/>
+        <w:gridCol w:w="1543"/>
+        <w:gridCol w:w="1543"/>
+        <w:gridCol w:w="1543"/>
+      </w:tblGrid>
+      <w:tr>
+        <w:tc>
+          <w:tcPr>
+            <w:tcW w:type="dxa" w:w="1543"/>
+            <w:shd w:fill="1F497D"/>
+            <w:tcMar>
+              <w:top w:w="20" w:type="dxa"/>
+              <w:bottom w:w="20" w:type="dxa"/>
+              <w:left w:w="30" w:type="dxa"/>
+              <w:right w:w="30" w:type="dxa"/>
+            </w:tcMar>
+          </w:tcPr>
+          <w:p>
+            <w:pPr>
+              <w:jc w:val="center"/>
+            </w:pPr>
+            <w:r>
+              <w:rPr>
+                <w:b/>
+                <w:color w:val="FFFFFF"/>
+                <w:sz w:val="15"/>
+              </w:rPr>
+              <w:t>Deneme Sınavı</w:t>
+            </w:r>
+          </w:p>
+        </w:tc>
+        <w:tc>
+          <w:tcPr>
+            <w:tcW w:type="dxa" w:w="1543"/>
+            <w:shd w:fill="1F497D"/>
+            <w:tcMar>
+              <w:top w:w="20" w:type="dxa"/>
+              <w:bottom w:w="20" w:type="dxa"/>
+              <w:left w:w="30" w:type="dxa"/>
+              <w:right w:w="30" w:type="dxa"/>
+            </w:tcMar>
+          </w:tcPr>
+          <w:p>
+            <w:pPr>
+              <w:jc w:val="center"/>
+            </w:pPr>
+            <w:r>
+              <w:rPr>
+                <w:b/>
+                <w:color w:val="FFFFFF"/>
+                <w:sz w:val="15"/>
+              </w:rPr>
+              <w:t>Türkçe</w:t>
+            </w:r>
+          </w:p>
+        </w:tc>
+        <w:tc>
+          <w:tcPr>
+            <w:tcW w:type="dxa" w:w="1543"/>
+            <w:shd w:fill="1F497D"/>
+            <w:tcMar>
+              <w:top w:w="20" w:type="dxa"/>
+              <w:bottom w:w="20" w:type="dxa"/>
+              <w:left w:w="30" w:type="dxa"/>
+              <w:right w:w="30" w:type="dxa"/>
+            </w:tcMar>
+          </w:tcPr>
+          <w:p>
+            <w:pPr>
+              <w:jc w:val="center"/>
+            </w:pPr>
+            <w:r>
+              <w:rPr>
+                <w:b/>
+                <w:color w:val="FFFFFF"/>
+                <w:sz w:val="15"/>
+              </w:rPr>
+              <w:t>İnkılap</w:t>
+            </w:r>
+          </w:p>
+        </w:tc>
+        <w:tc>
+          <w:tcPr>
+            <w:tcW w:type="dxa" w:w="1543"/>
+            <w:shd w:fill="1F497D"/>
+            <w:tcMar>
+              <w:top w:w="20" w:type="dxa"/>
+              <w:bottom w:w="20" w:type="dxa"/>
+              <w:left w:w="30" w:type="dxa"/>
+              <w:right w:w="30" w:type="dxa"/>
+            </w:tcMar>
+          </w:tcPr>
+          <w:p>
+            <w:pPr>
+              <w:jc w:val="center"/>
+            </w:pPr>
+            <w:r>
+              <w:rPr>
+                <w:b/>
+                <w:color w:val="FFFFFF"/>
+                <w:sz w:val="15"/>
+              </w:rPr>
+              <w:t>Din Kül.</w:t>
+            </w:r>
+          </w:p>
+        </w:tc>
+        <w:tc>
+          <w:tcPr>
+            <w:tcW w:type="dxa" w:w="1543"/>
+            <w:shd w:fill="1F497D"/>
+            <w:tcMar>
+              <w:top w:w="20" w:type="dxa"/>
+              <w:bottom w:w="20" w:type="dxa"/>
+              <w:left w:w="30" w:type="dxa"/>
+              <w:right w:w="30" w:type="dxa"/>
+            </w:tcMar>
+          </w:tcPr>
+          <w:p>
+            <w:pPr>
+              <w:jc w:val="center"/>
+            </w:pPr>
+            <w:r>
+              <w:rPr>
+                <w:b/>
+                <w:color w:val="FFFFFF"/>
+                <w:sz w:val="15"/>
+              </w:rPr>
+              <w:t>İngilizce</w:t>
+            </w:r>
+          </w:p>
+        </w:tc>
+        <w:tc>
+          <w:tcPr>
+            <w:tcW w:type="dxa" w:w="1543"/>
+            <w:shd w:fill="1F497D"/>
+            <w:tcMar>
+              <w:top w:w="20" w:type="dxa"/>
+              <w:bottom w:w="20" w:type="dxa"/>
+              <w:left w:w="30" w:type="dxa"/>
+              <w:right w:w="30" w:type="dxa"/>
+            </w:tcMar>
+          </w:tcPr>
+          <w:p>
+            <w:pPr>
+              <w:jc w:val="center"/>
+            </w:pPr>
+            <w:r>
+              <w:rPr>
+                <w:b/>
+                <w:color w:val="FFFFFF"/>
+                <w:sz w:val="15"/>
+              </w:rPr>
+              <w:t>Matematik</w:t>
+            </w:r>
+          </w:p>
+        </w:tc>
+        <w:tc>
+          <w:tcPr>
+            <w:tcW w:type="dxa" w:w="1543"/>
+            <w:shd w:fill="1F497D"/>
+            <w:tcMar>
+              <w:top w:w="20" w:type="dxa"/>
+              <w:bottom w:w="20" w:type="dxa"/>
+              <w:left w:w="30" w:type="dxa"/>
+              <w:right w:w="30" w:type="dxa"/>
+            </w:tcMar>
+          </w:tcPr>
+          <w:p>
+            <w:pPr>
+              <w:jc w:val="center"/>
+            </w:pPr>
+            <w:r>
+              <w:rPr>
+                <w:b/>
+                <w:color w:val="FFFFFF"/>
+                <w:sz w:val="15"/>
+              </w:rPr>
+              <w:t>Fen Bil.</w:t>
+            </w:r>
+          </w:p>
+        </w:tc>
+      </w:tr>
+      <w:tr>
+        <w:tc>
+          <w:tcPr>
+            <w:tcW w:type="dxa" w:w="1543"/>
+            <w:tcMar>
+              <w:top w:w="15" w:type="dxa"/>
+              <w:bottom w:w="15" w:type="dxa"/>
+              <w:left w:w="25" w:type="dxa"/>
+              <w:right w:w="25" w:type="dxa"/>
+            </w:tcMar>
+          </w:tcPr>
+          <w:p>
+            <w:pPr>
+              <w:jc w:val="center"/>
+            </w:pPr>
+            <w:r>
+              <w:rPr>
+                <w:sz w:val="15"/>
+              </w:rPr>
+              <w:t>1. PARAF LGS 1</w:t>
+            </w:r>
+          </w:p>
+        </w:tc>
+        <w:tc>
+          <w:tcPr>
+            <w:tcW w:type="dxa" w:w="1543"/>
+            <w:tcMar>
+              <w:top w:w="15" w:type="dxa"/>
+              <w:bottom w:w="15" w:type="dxa"/>
+              <w:left w:w="25" w:type="dxa"/>
+              <w:right w:w="25" w:type="dxa"/>
+            </w:tcMar>
+          </w:tcPr>
+          <w:p>
+            <w:pPr>
+              <w:jc w:val="center"/>
+            </w:pPr>
+            <w:r>
+              <w:rPr>
+                <w:sz w:val="15"/>
+              </w:rPr>
+              <w:t>8.33</w:t>
+            </w:r>
+          </w:p>
+        </w:tc>
+        <w:tc>
+          <w:tcPr>
+            <w:tcW w:type="dxa" w:w="1543"/>
+            <w:tcMar>
+              <w:top w:w="15" w:type="dxa"/>
+              <w:bottom w:w="15" w:type="dxa"/>
+              <w:left w:w="25" w:type="dxa"/>
+              <w:right w:w="25" w:type="dxa"/>
+            </w:tcMar>
+          </w:tcPr>
+          <w:p>
+            <w:pPr>
+              <w:jc w:val="center"/>
+            </w:pPr>
+            <w:r>
+              <w:rPr>
+                <w:sz w:val="15"/>
+              </w:rPr>
+              <w:t>10.00</w:t>
+            </w:r>
+          </w:p>
+        </w:tc>
+        <w:tc>
+          <w:tcPr>
+            <w:tcW w:type="dxa" w:w="1543"/>
+            <w:tcMar>
+              <w:top w:w="15" w:type="dxa"/>
+              <w:bottom w:w="15" w:type="dxa"/>
+              <w:left w:w="25" w:type="dxa"/>
+              <w:right w:w="25" w:type="dxa"/>
+            </w:tcMar>
+          </w:tcPr>
+          <w:p>
+            <w:pPr>
+              <w:jc w:val="center"/>
+            </w:pPr>
+            <w:r>
+              <w:rPr>
+                <w:sz w:val="15"/>
+              </w:rPr>
+              <w:t>6.33</w:t>
+            </w:r>
+          </w:p>
+        </w:tc>
+        <w:tc>
+          <w:tcPr>
+            <w:tcW w:type="dxa" w:w="1543"/>
+            <w:tcMar>
+              <w:top w:w="15" w:type="dxa"/>
+              <w:bottom w:w="15" w:type="dxa"/>
+              <w:left w:w="25" w:type="dxa"/>
+              <w:right w:w="25" w:type="dxa"/>
+            </w:tcMar>
+          </w:tcPr>
+          <w:p>
+            <w:pPr>
+              <w:jc w:val="center"/>
+            </w:pPr>
+            <w:r>
+              <w:rPr>
+                <w:sz w:val="15"/>
+              </w:rPr>
+              <w:t>8.67</w:t>
+            </w:r>
+          </w:p>
+        </w:tc>
+        <w:tc>
+          <w:tcPr>
+            <w:tcW w:type="dxa" w:w="1543"/>
+            <w:tcMar>
+              <w:top w:w="15" w:type="dxa"/>
+              <w:bottom w:w="15" w:type="dxa"/>
+              <w:left w:w="25" w:type="dxa"/>
+              <w:right w:w="25" w:type="dxa"/>
+            </w:tcMar>
+          </w:tcPr>
+          <w:p>
+            <w:pPr>
+              <w:jc w:val="center"/>
+            </w:pPr>
+            <w:r>
+              <w:rPr>
+                <w:sz w:val="15"/>
+              </w:rPr>
+              <w:t>1.33</w:t>
+            </w:r>
+          </w:p>
+        </w:tc>
+        <w:tc>
+          <w:tcPr>
+            <w:tcW w:type="dxa" w:w="1543"/>
+            <w:tcMar>
+              <w:top w:w="15" w:type="dxa"/>
+              <w:bottom w:w="15" w:type="dxa"/>
+              <w:left w:w="25" w:type="dxa"/>
+              <w:right w:w="25" w:type="dxa"/>
+            </w:tcMar>
+          </w:tcPr>
+          <w:p>
+            <w:pPr>
+              <w:jc w:val="center"/>
+            </w:pPr>
+            <w:r>
+              <w:rPr>
+                <w:sz w:val="15"/>
+              </w:rPr>
+              <w:t>16.00</w:t>
+            </w:r>
+          </w:p>
+        </w:tc>
+      </w:tr>
+      <w:tr>
+        <w:tc>
+          <w:tcPr>
+            <w:tcW w:type="dxa" w:w="1543"/>
+            <w:tcMar>
+              <w:top w:w="15" w:type="dxa"/>
+              <w:bottom w:w="15" w:type="dxa"/>
+              <w:left w:w="25" w:type="dxa"/>
+              <w:right w:w="25" w:type="dxa"/>
+            </w:tcMar>
+          </w:tcPr>
+          <w:p>
+            <w:pPr>
+              <w:jc w:val="center"/>
+            </w:pPr>
+            <w:r>
+              <w:rPr>
+                <w:b/>
+                <w:sz w:val="15"/>
+              </w:rPr>
+              <w:t>Net Farkı (+/-)</w:t>
+            </w:r>
+          </w:p>
+        </w:tc>
+        <w:tc>
+          <w:tcPr>
+            <w:tcW w:type="dxa" w:w="1543"/>
+            <w:tcMar>
+              <w:top w:w="15" w:type="dxa"/>
+              <w:bottom w:w="15" w:type="dxa"/>
+              <w:left w:w="25" w:type="dxa"/>
+              <w:right w:w="25" w:type="dxa"/>
+            </w:tcMar>
+            <w:shd w:fill="E8F8F5"/>
+          </w:tcPr>
+          <w:p>
+            <w:pPr>
+              <w:jc w:val="center"/>
+            </w:pPr>
+            <w:r>
+              <w:rPr>
+                <w:b/>
+                <w:sz w:val="15"/>
+              </w:rPr>
+              <w:t>+5.34</w:t>
+            </w:r>
+          </w:p>
+        </w:tc>
+        <w:tc>
+          <w:tcPr>
+            <w:tcW w:type="dxa" w:w="1543"/>
+            <w:tcMar>
+              <w:top w:w="15" w:type="dxa"/>
+              <w:bottom w:w="15" w:type="dxa"/>
+              <w:left w:w="25" w:type="dxa"/>
+              <w:right w:w="25" w:type="dxa"/>
+            </w:tcMar>
+            <w:shd w:fill="FDEDEC"/>
+          </w:tcPr>
+          <w:p>
+            <w:pPr>
+              <w:jc w:val="center"/>
+            </w:pPr>
+            <w:r>
+              <w:rPr>
+                <w:b/>
+                <w:sz w:val="15"/>
+              </w:rPr>
+              <w:t>-1.33</w:t>
+            </w:r>
+          </w:p>
+        </w:tc>
+        <w:tc>
+          <w:tcPr>
+            <w:tcW w:type="dxa" w:w="1543"/>
+            <w:tcMar>
+              <w:top w:w="15" w:type="dxa"/>
+              <w:bottom w:w="15" w:type="dxa"/>
+              <w:left w:w="25" w:type="dxa"/>
+              <w:right w:w="25" w:type="dxa"/>
+            </w:tcMar>
+            <w:shd w:fill="E8F8F5"/>
+          </w:tcPr>
+          <w:p>
+            <w:pPr>
+              <w:jc w:val="center"/>
+            </w:pPr>
+            <w:r>
+              <w:rPr>
+                <w:b/>
+                <w:sz w:val="15"/>
+              </w:rPr>
+              <w:t>+2.34</w:t>
+            </w:r>
+          </w:p>
+        </w:tc>
+        <w:tc>
+          <w:tcPr>
+            <w:tcW w:type="dxa" w:w="1543"/>
+            <w:tcMar>
+              <w:top w:w="15" w:type="dxa"/>
+              <w:bottom w:w="15" w:type="dxa"/>
+              <w:left w:w="25" w:type="dxa"/>
+              <w:right w:w="25" w:type="dxa"/>
+            </w:tcMar>
+            <w:shd w:fill="E8F8F5"/>
+          </w:tcPr>
+          <w:p>
+            <w:pPr>
+              <w:jc w:val="center"/>
+            </w:pPr>
+            <w:r>
+              <w:rPr>
+                <w:b/>
+                <w:sz w:val="15"/>
+              </w:rPr>
+              <w:t>+1.33</w:t>
+            </w:r>
+          </w:p>
+        </w:tc>
+        <w:tc>
+          <w:tcPr>
+            <w:tcW w:type="dxa" w:w="1543"/>
+            <w:tcMar>
+              <w:top w:w="15" w:type="dxa"/>
+              <w:bottom w:w="15" w:type="dxa"/>
+              <w:left w:w="25" w:type="dxa"/>
+              <w:right w:w="25" w:type="dxa"/>
+            </w:tcMar>
+            <w:shd w:fill="E8F8F5"/>
+          </w:tcPr>
+          <w:p>
+            <w:pPr>
+              <w:jc w:val="center"/>
+            </w:pPr>
+            <w:r>
+              <w:rPr>
+                <w:b/>
+                <w:sz w:val="15"/>
+              </w:rPr>
+              <w:t>+5.00</w:t>
+            </w:r>
+          </w:p>
+        </w:tc>
+        <w:tc>
+          <w:tcPr>
+            <w:tcW w:type="dxa" w:w="1543"/>
+            <w:tcMar>
+              <w:top w:w="15" w:type="dxa"/>
+              <w:bottom w:w="15" w:type="dxa"/>
+              <w:left w:w="25" w:type="dxa"/>
+              <w:right w:w="25" w:type="dxa"/>
+            </w:tcMar>
+            <w:shd w:fill="E8F8F5"/>
+          </w:tcPr>
+          <w:p>
+            <w:pPr>
+              <w:jc w:val="center"/>
+            </w:pPr>
+            <w:r>
+              <w:rPr>
+                <w:b/>
+                <w:sz w:val="15"/>
+              </w:rPr>
+              <w:t>+2.67</w:t>
+            </w:r>
+          </w:p>
+        </w:tc>
+      </w:tr>
+    </w:tbl>
+    <w:p>
+      <w:pPr>
+        <w:spacing w:before="40" w:after="40"/>
+      </w:pPr>
+      <w:r>
+        <w:rPr>
+          <w:b/>
+          <w:color w:val="0E6655"/>
+          <w:sz w:val="16"/>
+        </w:rPr>
+        <w:t xml:space="preserve">⭐ En Yüksek Artış: Türkçe (+5.34 Net)  |  </w:t>
+      </w:r>
+      <w:r>
+        <w:rPr>
+          <w:b/>
+          <w:color w:val="B41414"/>
+          <w:sz w:val="16"/>
+        </w:rPr>
+        <w:t>⚠️ Takip / Müdahale Alanı: İnkılap Tarihi (-1.33 Net)</w:t>
+      </w:r>
+    </w:p>
+    <w:p>
+      <w:pPr>
+        <w:spacing w:before="60" w:after="20"/>
+      </w:pPr>
+      <w:r>
+        <w:rPr>
+          <w:b/>
+          <w:color w:val="006666"/>
           <w:sz w:val="18"/>
         </w:rPr>
-        <w:t>1. GENEL KAZANIM BAŞARI VE EKSİK ENVANTERİ</w:t>
+        <w:t>2. GENEL KAZANIM BAŞARI VE EKSİK ENVANTERİ</w:t>
       </w:r>
     </w:p>
     <w:p>
@@ -1557,7 +2738,7 @@
           <w:color w:val="B41414"/>
           <w:sz w:val="16"/>
         </w:rPr>
-        <w:t>Türkçe: FİİLİMSİLER, Türkçe: Soru-Cevap, Türkçe: Büyük Harflerin Kullanıldığı Yerler, Türkçe: Konu-Başlık, Türkçe: Metin Tamamlama-Metin Oluşturma, Din Kültürü: 5. Bir Ayet Tanıyorum: Ayet El- Kürsi ve Anlamı, Matematik: İki Doğal Sayının En Büyük Ortak Bölenini (Ebob) ve En Küçük Ortak Katını (Ekok) Hesaplar, İlgili Problemleri Çözer., Matematik: Verilen İki Doğal Sayının Aralarında Asal Olup Olmadığını Belirler.</w:t>
+        <w:t>Türkçe: Fiilimsilerin İşlevi, Fen Bilimleri: DNA'nı Eşlenmesi</w:t>
       </w:r>
     </w:p>
     <w:p>
@@ -1576,7 +2757,7 @@
         <w:rPr>
           <w:sz w:val="16"/>
         </w:rPr>
-        <w:t>Matematik: Verilen Pozitif Tam Sayıların Pozitif Tam Sayı Çarpanlarını Bulur, Pozitif Tam Sayıların Pozitif Tam Sayı Çarpanlarını Üslü İfadelerin Çarpımı Şeklinde Yazar. (%25), Matematik: Üslü İfadelerle İlgili Temel Kuralları Anlar, Birbirine Denk İfadeler Oluşturur. (%25)</w:t>
+        <w:t>Matematik: Üslü İfadeler (%22)</w:t>
       </w:r>
     </w:p>
     <w:p>
@@ -1596,7 +2777,7 @@
           <w:color w:val="0E6655"/>
           <w:sz w:val="16"/>
         </w:rPr>
-        <w:t>19 adet kazanımda %100 tam başarı sağlandı.</w:t>
+        <w:t>23 adet kazanımda %100 tam başarı sağlandı.</w:t>
       </w:r>
     </w:p>
     <w:p>
@@ -1609,7 +2790,7 @@
           <w:color w:val="1F497D"/>
           <w:sz w:val="18"/>
         </w:rPr>
-        <w:t>2. TÜM DERSLER İÇİN KİŞİSELLEŞTİRİLMİŞ BRANŞ GELİŞİM REÇETELERİ</w:t>
+        <w:t>3. TÜM DERSLER İÇİN KİŞİSELLEŞTİRİLMİŞ BRANŞ GELİŞİM REÇETELERİ</w:t>
       </w:r>
     </w:p>
     <w:tbl>
@@ -1659,7 +2840,7 @@
                 <w:color w:val="3C3C3C"/>
                 <w:sz w:val="15"/>
               </w:rPr>
-              <w:t>[Net: 16.00 | D: 17 | Y: 3 | B: 0 | Başarı: %80.0]</w:t>
+              <w:t>[Net: 18.67 | D: 19 | Y: 1 | B: 0 | Başarı: %93.4]</w:t>
             </w:r>
           </w:p>
         </w:tc>
@@ -1691,7 +2872,7 @@
               <w:rPr>
                 <w:sz w:val="15"/>
               </w:rPr>
-              <w:t>Mevsimlerin Oluşumu: %85.7 | İklim ve Hava Hareketleri: %83.3</w:t>
+              <w:t>Mevsimlerin Oluşumu: %100.0 | DNA ve Genetik Kod: %100.0 | İklim ve Hava Olayları: %100.0 | DNA ve Yapısı: %100.0 | DNA'nı Eşlenmesi: %0.0</w:t>
             </w:r>
           </w:p>
           <w:p>
@@ -1701,16 +2882,16 @@
             <w:r>
               <w:rPr>
                 <w:b/>
-                <w:color w:val="B46400"/>
+                <w:color w:val="B41414"/>
                 <w:sz w:val="15"/>
               </w:rPr>
-              <w:t xml:space="preserve">🟡 Pekiştirilecek Kazanımlar (&lt;%100): </w:t>
+              <w:t xml:space="preserve">🔴 Sıfır Çekilen Kazanımlar (%0): </w:t>
             </w:r>
             <w:r>
               <w:rPr>
                 <w:sz w:val="15"/>
               </w:rPr>
-              <w:t>Mevsimlerin Oluşumu (%86), İklim ve Hava Hareketleri (%83)</w:t>
+              <w:t>DNA'nı Eşlenmesi</w:t>
             </w:r>
           </w:p>
           <w:p>
@@ -1729,7 +2910,7 @@
               <w:rPr>
                 <w:sz w:val="15"/>
               </w:rPr>
-              <w:t>Fen Bilimleri netin: 16.00 (17 Doğru, 3 Yanlış, 0 Boş). Kavramsal kavrayışın ve deney yorumlama becerin çok yüksek. Tek hata yaptığın 'Mevsimlerin Oluşumu'ndaki (%86) eksen eğikliği ve Güneş ışınlarının geliş açısı grafiklerini pekiştirerek 20'de 20 full hedefini yakalayabilirsin.</w:t>
+              <w:t>Fen Bilimleri netin: 18.67 (19 Doğru, 1 Yanlış, 0 Boş). Kavramsal kavrayışın ve deney yorumlama becerin çok yüksek. Her iki ünitede de (%100) tam hakimiyet sergiledin. Çok değişkenli yeni nesil sorularla formunu koru.</w:t>
             </w:r>
           </w:p>
           <w:p>
@@ -1749,7 +2930,7 @@
                 <w:b/>
                 <w:sz w:val="15"/>
               </w:rPr>
-              <w:t xml:space="preserve">Kanal: Hız Yayınları veya dnz hoca ile Fen | </w:t>
+              <w:t xml:space="preserve">Kanal: Hız Yayınları veya DNZ Hoca | </w:t>
             </w:r>
             <w:r>
               <w:rPr>
@@ -1813,7 +2994,7 @@
                 <w:color w:val="3C3C3C"/>
                 <w:sz w:val="15"/>
               </w:rPr>
-              <w:t>[Net: 1.33 | D: 3 | Y: 5 | B: 12 | Başarı: %6.7]</w:t>
+              <w:t>[Net: 6.33 | D: 8 | Y: 5 | B: 7 | Başarı: %31.6]</w:t>
             </w:r>
           </w:p>
         </w:tc>
@@ -1845,26 +3026,7 @@
               <w:rPr>
                 <w:sz w:val="15"/>
               </w:rPr>
-              <w:t>Çarpanlar ve Katlar / Asal Çarpanlar: %25 | EBOB-EKOK Problemleri: %0 | Üslü İfadeler Temel Kuralları: %25 | Aralarında Asal Sayılar: %0 | Tam Sayı Kuvvetleri (Negatif Üs): %50</w:t>
-            </w:r>
-          </w:p>
-          <w:p>
-            <w:pPr>
-              <w:spacing w:after="20"/>
-            </w:pPr>
-            <w:r>
-              <w:rPr>
-                <w:b/>
-                <w:color w:val="B41414"/>
-                <w:sz w:val="15"/>
-              </w:rPr>
-              <w:t xml:space="preserve">🔴 Sıfır Çekilen Kazanımlar (%0): </w:t>
-            </w:r>
-            <w:r>
-              <w:rPr>
-                <w:sz w:val="15"/>
-              </w:rPr>
-              <w:t>EBOB-EKOK Problemleri, Aralarında Asal Sayılar</w:t>
+              <w:t>Çarpanlar ve Katlar: %57 | Ebob-Ekok Problemleri: %50 | Üslü İfadeler: %22</w:t>
             </w:r>
           </w:p>
           <w:p>
@@ -1883,7 +3045,7 @@
               <w:rPr>
                 <w:sz w:val="15"/>
               </w:rPr>
-              <w:t>Çarpanlar ve Katlar / Asal Çarpanlar (%25), Üslü İfadeler Temel Kuralları (%25), Tam Sayı Kuvvetleri (Negatif Üs) (%50)</w:t>
+              <w:t>Çarpanlar ve Katlar (%57), Ebob-Ekok Problemleri (%50), Üslü İfadeler (%22)</w:t>
             </w:r>
           </w:p>
           <w:p>
@@ -1902,7 +3064,7 @@
               <w:rPr>
                 <w:sz w:val="15"/>
               </w:rPr>
-              <w:t xml:space="preserve">Matematik netin: 1.33 (3 Doğru, 5 Yanlış, 12 Boş). Matematik dersi LGS başarında en kritik sıçrama alanındır (1.33 Net, 5 Yanlış). Stratejik Kural: Bilmediğin soruyu boş bırakmak 0.33 net kazandırır; rastgele tahmin yapmayı derhal bırak! Öncelikle [EBOB-EKOK Problemleri, Aralarında Asal Sayılar] konularındaki temel kazanım kavrama testlerini çöz. </w:t>
+              <w:t>Matematik netin: 6.33 (8 Doğru, 5 Yanlış, 7 Boş). Temel matematik altyapın oluşmuş ancak 5 yanlış ve 7 boş puanını sınırlamış. Kritik açıkların olan [Çarpanlar ve Katlar (%57), Ebob-Ekok Problemleri (%50), Üslü İfadeler (%22)] konularında 'Verilenleri Yaz -&gt; Şemayı Çiz -&gt; Matematiksel Modeli Kur' 3 adımlı protokolünü uygula. Günde en az 20 adet yeni nesil soru çözerek işlem hızını artır.</w:t>
             </w:r>
           </w:p>
           <w:p>
@@ -1986,7 +3148,7 @@
                 <w:color w:val="3C3C3C"/>
                 <w:sz w:val="15"/>
               </w:rPr>
-              <w:t>[Net: 8.33 | D: 11 | Y: 8 | B: 1 | Başarı: %41.6]</w:t>
+              <w:t>[Net: 13.67 | D: 15 | Y: 4 | B: 1 | Başarı: %68.3]</w:t>
             </w:r>
           </w:p>
         </w:tc>
@@ -2018,7 +3180,7 @@
               <w:rPr>
                 <w:sz w:val="15"/>
               </w:rPr>
-              <w:t>8/16 Tam Başarı | Gelişim Alanları: Sözcük ve Sözcük Gruplarında Anlam: %50 | Cümle Yorumlama-Örtülü Anlam: %50 | Tablo ve Grafik Yorumlama: %50 | FİİLİMSİLER: %0</w:t>
+              <w:t>9/16 Tam Başarı | Gelişim Alanları: Sözcükte Anlam: %50 | Fiilimsilerin İşlevi: %0</w:t>
             </w:r>
           </w:p>
           <w:p>
@@ -2037,7 +3199,7 @@
               <w:rPr>
                 <w:sz w:val="15"/>
               </w:rPr>
-              <w:t>FİİLİMSİLER, Soru-Cevap, Büyük Harflerin Kullanıldığı Yerler, Konu-Başlık, Metin Tamamlama-Metin Oluşturma</w:t>
+              <w:t>Fiilimsilerin İşlevi</w:t>
             </w:r>
           </w:p>
           <w:p>
@@ -2056,7 +3218,7 @@
               <w:rPr>
                 <w:sz w:val="15"/>
               </w:rPr>
-              <w:t>Sözcük ve Sözcük Gruplarında Anlam (%50), Cümle Yorumlama-Örtülü Anlam (%50), Tablo ve Grafik Yorumlama (%50)</w:t>
+              <w:t>Sözcükte Anlam (%50)</w:t>
             </w:r>
           </w:p>
           <w:p>
@@ -2075,7 +3237,7 @@
               <w:rPr>
                 <w:sz w:val="15"/>
               </w:rPr>
-              <w:t>Türkçe branş netin: 8.33 (11 Doğru, 8 Yanlış, 1 Boş). Türkçe branşında 8 yanlış ciddi bir net kaybına yol açmış (8.33 Net). Acilen sıfır çektiğin [FİİLİMSİLER, Soru-Cevap, Büyük Harflerin Kullanıldığı Yerler] konularını konu fasikülünden çalış. Paragrafı kendi yorumunla değil metindeki kanıtla çöz; günde 20 paragraf + 10 dil bilgisi çöz.</w:t>
+              <w:t>Türkçe branş netin: 13.67 (15 Doğru, 4 Yanlış, 1 Boş). Ortalama üstü bir performans olmakla birlikte 4 yanlış başarı payını törpülemiş. Öncelikli olarak sıfır çektiğin [Fiilimsilerin İşlevi] konularındaki kavram ve kuralları tekrar et. Kısmi kayıp yaşadığın [Sözcükte Anlam (%50)] alanlarında metindeki açık kanıtın altını çizerek çöz. Günde 20 paragraf sorusu çöz; iki şık arasında kaldığında işaretleme yapmayıp boş bırak.</w:t>
             </w:r>
           </w:p>
           <w:p>
@@ -2095,7 +3257,7 @@
                 <w:b/>
                 <w:sz w:val="15"/>
               </w:rPr>
-              <w:t xml:space="preserve">Kanal: Hız Yayınları veya Ebubekir Hoca ile Türkçe | </w:t>
+              <w:t xml:space="preserve">Kanal: Hız Yayınları veya Ebubekir Hoca | </w:t>
             </w:r>
             <w:r>
               <w:rPr>
@@ -2159,7 +3321,7 @@
                 <w:color w:val="3C3C3C"/>
                 <w:sz w:val="15"/>
               </w:rPr>
-              <w:t>[Net: 10.00 | D: 10 | Y: 0 | B: 0 | Başarı: %100.0]</w:t>
+              <w:t>[Net: 8.67 | D: 9 | Y: 1 | B: 0 | Başarı: %86.7]</w:t>
             </w:r>
           </w:p>
         </w:tc>
@@ -2191,7 +3353,26 @@
               <w:rPr>
                 <w:sz w:val="15"/>
               </w:rPr>
-              <w:t>Mustafa Kemal'in Öğrenim Hayatı: %100 | Uyanan Avrupa ve Sarsılan Osmanlı: %100 | Mustafa Kemal'in Fikir Hayatını Etkileyen Olaylar: %100 | Mustafa Kemal'in Askerlik Hayatı: %100</w:t>
+              <w:t>20. Yüzyıl Başlarında Osmanlı: %100 | M. Kemal'in Fikir Hayatını Etkileyen Olay ve Kişiler: %100 | M. Kemal'in Çocukluk Dönemi ve Öğrenim Hayatı: %67 | M. Kemal'İn Askerlik Hayatı: %100</w:t>
+            </w:r>
+          </w:p>
+          <w:p>
+            <w:pPr>
+              <w:spacing w:after="20"/>
+            </w:pPr>
+            <w:r>
+              <w:rPr>
+                <w:b/>
+                <w:color w:val="B46400"/>
+                <w:sz w:val="15"/>
+              </w:rPr>
+              <w:t xml:space="preserve">🟡 Pekiştirilecek Kazanımlar (&lt;%100): </w:t>
+            </w:r>
+            <w:r>
+              <w:rPr>
+                <w:sz w:val="15"/>
+              </w:rPr>
+              <w:t>M. Kemal'in Çocukluk Dönemi ve Öğrenim Hayatı (%67)</w:t>
             </w:r>
           </w:p>
           <w:p>
@@ -2210,7 +3391,7 @@
               <w:rPr>
                 <w:sz w:val="15"/>
               </w:rPr>
-              <w:t>İnkılap Tarihi netin: 10.00 (10 Doğru, 0 Yanlış, 0 Boş). Tarihsel kronoloji ve neden-sonuç analiz kabiliyetin çok güçlü. 4 kazanımın tamamında %100 tam başarı sağladın. Haftalık 15 soruyla aralıklı tekrar yap.</w:t>
+              <w:t>İnkılap Tarihi netin: 8.67 (9 Doğru, 1 Yanlış, 0 Boş). Tarihsel kronoloji ve neden-sonuç analiz kabiliyetin çok güçlü. Tek net kaybının yaşandığı 'M. Kemal'in Çocukluk Dönemi ve Öğrenim Hayatı' konusundaki kavram haritasını inceleyerek 10'da 10 full hedefini sürdür.</w:t>
             </w:r>
           </w:p>
           <w:p>
@@ -2230,7 +3411,7 @@
                 <w:b/>
                 <w:sz w:val="15"/>
               </w:rPr>
-              <w:t xml:space="preserve">Kanal: Buğra Hoca Sosyal Bilgiler Dersliği | </w:t>
+              <w:t xml:space="preserve">Kanal: Buğra Hoca – Sosyal Bilgiler Dersliği | </w:t>
             </w:r>
             <w:r>
               <w:rPr>
@@ -2294,7 +3475,7 @@
                 <w:color w:val="3C3C3C"/>
                 <w:sz w:val="15"/>
               </w:rPr>
-              <w:t>[Net: 6.33 | D: 7 | Y: 2 | B: 1 | Başarı: %63.3]</w:t>
+              <w:t>[Net: 8.67 | D: 9 | Y: 1 | B: 0 | Başarı: %86.7]</w:t>
             </w:r>
           </w:p>
         </w:tc>
@@ -2326,26 +3507,7 @@
               <w:rPr>
                 <w:sz w:val="15"/>
               </w:rPr>
-              <w:t>Kader ve Kaza İnancı: %67 | İnsanın İradesi ve Kader: %50 | Kader Kavramları (Ömür, Ecel, Rızık, Tevekkül): %100 | Ayet el-Kürsi ve Anlamı: %0 | Hz. Musa (A.S.) ve Mücadelesi: %100</w:t>
-            </w:r>
-          </w:p>
-          <w:p>
-            <w:pPr>
-              <w:spacing w:after="20"/>
-            </w:pPr>
-            <w:r>
-              <w:rPr>
-                <w:b/>
-                <w:color w:val="B41414"/>
-                <w:sz w:val="15"/>
-              </w:rPr>
-              <w:t xml:space="preserve">🔴 Sıfır Çekilen Kazanımlar (%0): </w:t>
-            </w:r>
-            <w:r>
-              <w:rPr>
-                <w:sz w:val="15"/>
-              </w:rPr>
-              <w:t>Ayet el-Kürsi ve Anlamı</w:t>
+              <w:t>Kaza Ve Kader: %80 | İnsanın Özgürlüğü Ve Sorumluluğu: %100 | Kaderle İlgili Kavramlar: %100</w:t>
             </w:r>
           </w:p>
           <w:p>
@@ -2364,7 +3526,7 @@
               <w:rPr>
                 <w:sz w:val="15"/>
               </w:rPr>
-              <w:t>Kader ve Kaza İnancı (%67), İnsanın İradesi ve Kader (%50)</w:t>
+              <w:t>Kaza Ve Kader (%80)</w:t>
             </w:r>
           </w:p>
           <w:p>
@@ -2383,7 +3545,7 @@
               <w:rPr>
                 <w:sz w:val="15"/>
               </w:rPr>
-              <w:t>Din Kültürü netin: 6.33 (7 Doğru, 2 Yanlış, 1 Boş). Din Kültürü netin (6.33) potansiyelinin altında. Sıfır çektiğin [Ayet el-Kürsi ve Anlamı] konusunu mutlaka tekrar et. Kavram karmaşası yaşanan [Kader ve Kaza İnancı (%67), İnsanın İradesi ve Kader (%50)] alanlarına odaklan. Ömür, ecel, rızık, tevekkül, cüzi/külli irade kavramlarını sözlük kartlarına yazıp ezberle. Ayet-el Kürsi ana fikrine ve yasalara çalış.</w:t>
+              <w:t>Din Kültürü netin: 8.67 (9 Doğru, 1 Yanlış, 0 Boş). Kavram ve ayet yorumlama hakimiyetin yüksek. Tek net kaybının yaşandığı 'Kaza Ve Kader' konusundaki kavram veya ayet mealini inceleyerek 10'da 10 yapabilirsin.</w:t>
             </w:r>
           </w:p>
           <w:p>
@@ -2396,7 +3558,7 @@
                 <w:color w:val="C0392B"/>
                 <w:sz w:val="15"/>
               </w:rPr>
-              <w:t xml:space="preserve">📺 Önerilen YouTube Desteği (Orta Seviye): </w:t>
+              <w:t xml:space="preserve">📺 Önerilen YouTube Desteği (İleri Düzey (Şampiyon)): </w:t>
             </w:r>
             <w:r>
               <w:rPr>
@@ -2409,7 +3571,7 @@
               <w:rPr>
                 <w:sz w:val="15"/>
               </w:rPr>
-              <w:t>Odak: Ayet Yorumlama &amp; MEB Örnek Soruları. Taktik: Ayet-el Kürsi ana fikri ve evrensel yasalarla ilgili soru kalıplarını videoyla paralel çöz.</w:t>
+              <w:t>Odak: 10'da 10 Hedefi &amp; Dikkat/Çeldirici Analizi. Taktik: Kelimelerin ince anlam farklarına dayalı soru kalıplarını yakalayarak full yapmayı hedefle.</w:t>
             </w:r>
           </w:p>
         </w:tc>
@@ -2467,7 +3629,7 @@
                 <w:color w:val="3C3C3C"/>
                 <w:sz w:val="15"/>
               </w:rPr>
-              <w:t>[Net: 8.67 | D: 9 | Y: 1 | B: 0 | Başarı: %86.7]</w:t>
+              <w:t>[Net: 10.00 | D: 10 | Y: 0 | B: 0 | Başarı: %100.0]</w:t>
             </w:r>
           </w:p>
         </w:tc>
@@ -2499,26 +3661,7 @@
               <w:rPr>
                 <w:sz w:val="15"/>
               </w:rPr>
-              <w:t>Davet Kartları / Mektupları (Invitation): %100 | Daveti Kabul &amp; Reddetme Kalıpları: %100 | Basit Sorular Sorma (Simple Inquiries): %100 | Friendship Okuduğunu Anlama: %100 | Kişisel Özellikler / Sıfatlar (Qualities): %67 | Mazeret Bildirme ve Özür Dileme: %100</w:t>
-            </w:r>
-          </w:p>
-          <w:p>
-            <w:pPr>
-              <w:spacing w:after="20"/>
-            </w:pPr>
-            <w:r>
-              <w:rPr>
-                <w:b/>
-                <w:color w:val="B46400"/>
-                <w:sz w:val="15"/>
-              </w:rPr>
-              <w:t xml:space="preserve">🟡 Pekiştirilecek Kazanımlar (&lt;%100): </w:t>
-            </w:r>
-            <w:r>
-              <w:rPr>
-                <w:sz w:val="15"/>
-              </w:rPr>
-              <w:t>Kişisel Özellikler / Sıfatlar (Qualities) (%67)</w:t>
+              <w:t>Teklif Yapma, Kabul Etme, Özür Dileme: %100 | Frıendshıp: %100 | The Internet: %100 | Tercihleri İfade Etme: %100 | Soru Cümlesi: %100</w:t>
             </w:r>
           </w:p>
           <w:p>
@@ -2537,7 +3680,7 @@
               <w:rPr>
                 <w:sz w:val="15"/>
               </w:rPr>
-              <w:t>İngilizce branş netin: 8.67 (9 Doğru, 1 Yanlış, 0 Boş). Friendship ünitesi kelime ve diyalog hakimiyetin çok iyi. Tek net kaybının yaşandığı 'Kişisel Özellikler / Sıfatlar' kalıbını gözden geçirerek 10'da 10 yapabilirsin.</w:t>
+              <w:t>İngilizce branş netin: 10.00 (10 Doğru, 0 Yanlış, 0 Boş). Friendship ünitesi kelime ve diyalog hakimiyetin çok iyi. 6 kazanımın tamamında %100 tam başarı sağladın. Soru köklerindeki olumsuz ifadelere (NOT, except) dikkat et.</w:t>
             </w:r>
           </w:p>
           <w:p>
@@ -2584,7 +3727,7 @@
           <w:color w:val="006666"/>
           <w:sz w:val="18"/>
         </w:rPr>
-        <w:t>3. KİŞİSELLEŞTİRİLMİŞ HEDEFLER VE EYLEM TAKVİMİ</w:t>
+        <w:t>4. KİŞİSELLEŞTİRİLMİŞ HEDEFLER VE EYLEM TAKVİMİ</w:t>
       </w:r>
     </w:p>
     <w:p>
@@ -2603,7 +3746,7 @@
         <w:rPr>
           <w:sz w:val="16"/>
         </w:rPr>
-        <w:t>54.66 Net (İlk hedefli konu tekrarları ve ödev kontrolü sonrası)</w:t>
+        <w:t>69.51 Net (İlk hedefli konu tekrarları ve ödev kontrolü sonrası)</w:t>
       </w:r>
     </w:p>
     <w:p>
@@ -2622,7 +3765,7 @@
         <w:rPr>
           <w:sz w:val="16"/>
         </w:rPr>
-        <w:t>58.66 Net (Ölçülebilir bir sonraki resmi deneme sınavı hedefi)</w:t>
+        <w:t>73.01 Net (Ölçülebilir bir sonraki resmi deneme sınavı hedefi)</w:t>
       </w:r>
     </w:p>
     <w:p>
@@ -2641,7 +3784,7 @@
         <w:rPr>
           <w:sz w:val="16"/>
         </w:rPr>
-        <w:t>Haftalık 350 soru çözümü + Yanlış Defteri (Hata Analizi) tutulması ve kontrolü.</w:t>
+        <w:t>Haftalık 400 soru çözümü + Yanlış Defteri (Hata Analizi) tutulması ve kontrolü.</w:t>
       </w:r>
     </w:p>
     <w:p>
@@ -2660,7 +3803,7 @@
         <w:rPr>
           <w:sz w:val="16"/>
         </w:rPr>
-        <w:t>Matematik temel/orta seviye problem çözümü + Türkçe paragraf.</w:t>
+        <w:t>Matematik yeni nesil problem modelleme ve süre tutma.</w:t>
       </w:r>
     </w:p>
     <w:p>
